--- a/TFG_pro.docx
+++ b/TFG_pro.docx
@@ -856,11 +856,11 @@
       <w:sdtEndPr>
         <w:rPr>
           <w:rFonts w:asciiTheme="minorHAnsi" w:eastAsiaTheme="minorHAnsi" w:hAnsiTheme="minorHAnsi" w:cstheme="minorBidi"/>
-          <w:b/>
           <w:bCs/>
           <w:color w:val="auto"/>
           <w:sz w:val="22"/>
           <w:szCs w:val="22"/>
+          <w:u w:val="none"/>
           <w:lang w:eastAsia="en-US"/>
         </w:rPr>
       </w:sdtEndPr>
@@ -874,16 +874,30 @@
           </w:r>
         </w:p>
         <w:p>
-          <w:fldSimple w:instr=" TOC \o &quot;1-3&quot; \h \z \u ">
-            <w:r>
-              <w:rPr>
-                <w:b/>
-                <w:bCs/>
-                <w:noProof/>
-              </w:rPr>
-              <w:t>No se encontraron entradas de tabla de contenido.</w:t>
-            </w:r>
-          </w:fldSimple>
+          <w:r>
+            <w:fldChar w:fldCharType="begin"/>
+          </w:r>
+          <w:r>
+            <w:instrText xml:space="preserve"> TOC \o "1-3" \h \z \u </w:instrText>
+          </w:r>
+          <w:r>
+            <w:fldChar w:fldCharType="separate"/>
+          </w:r>
+          <w:r>
+            <w:rPr>
+              <w:b/>
+              <w:bCs/>
+              <w:noProof/>
+            </w:rPr>
+            <w:t>No se encontraron entradas de tabla de contenido.</w:t>
+          </w:r>
+          <w:r>
+            <w:rPr>
+              <w:b/>
+              <w:bCs/>
+            </w:rPr>
+            <w:fldChar w:fldCharType="end"/>
+          </w:r>
         </w:p>
       </w:sdtContent>
     </w:sdt>
@@ -893,8 +907,300 @@
       </w:r>
     </w:p>
     <w:p>
+      <w:pPr>
+        <w:pStyle w:val="Ttulo1"/>
+      </w:pPr>
+      <w:r>
+        <w:lastRenderedPageBreak/>
+        <w:t>DESARROLLO DEL TFG</w:t>
+      </w:r>
+    </w:p>
+    <w:p/>
+    <w:p>
+      <w:pPr>
+        <w:pStyle w:val="Ttulo2"/>
+        <w:rPr>
+          <w:rStyle w:val="Textoennegrita"/>
+          <w:b/>
+          <w:bCs w:val="0"/>
+        </w:rPr>
+      </w:pPr>
+      <w:r>
+        <w:rPr>
+          <w:rStyle w:val="Textoennegrita"/>
+          <w:b/>
+          <w:bCs w:val="0"/>
+        </w:rPr>
+        <w:t>Resumen del proyecto</w:t>
+      </w:r>
+    </w:p>
+    <w:p>
+      <w:r>
+        <w:t>Creare una aplicación la cual servirá como un juego para las personas que busquen aprender sobre la tecnología o la programación de forma entretenida y segura. Realizando tareas repetitivas y rápidas las cuales puedas realizar diariamente</w:t>
+      </w:r>
+    </w:p>
+    <w:p/>
+    <w:p>
+      <w:pPr>
+        <w:pStyle w:val="Ttulo2"/>
+      </w:pPr>
+      <w:r>
+        <w:t>Análisis</w:t>
+      </w:r>
+    </w:p>
+    <w:p>
+      <w:r>
+        <w:rPr>
+          <w:rStyle w:val="Textoennegrita"/>
+        </w:rPr>
+        <w:t>Inicio de sesión / registro de usuario</w:t>
+      </w:r>
+      <w:r>
+        <w:t xml:space="preserve"> (con correo y contraseña, o integración con cuentas externas).</w:t>
+      </w:r>
+    </w:p>
+    <w:p>
+      <w:r>
+        <w:rPr>
+          <w:rStyle w:val="Textoennegrita"/>
+        </w:rPr>
+        <w:t>Selección de perfil/jugador</w:t>
+      </w:r>
+      <w:r>
+        <w:t xml:space="preserve"> (posibilidad de elegir avatar o personaje).</w:t>
+      </w:r>
+    </w:p>
+    <w:p>
+      <w:r>
+        <w:rPr>
+          <w:rStyle w:val="Textoennegrita"/>
+        </w:rPr>
+        <w:t>Acceso a rutinas/tareas diarias</w:t>
+      </w:r>
+      <w:r>
+        <w:t xml:space="preserve"> (mini</w:t>
+      </w:r>
+      <w:r>
+        <w:noBreakHyphen/>
+        <w:t>retos de programación o tecnología).</w:t>
+      </w:r>
+    </w:p>
+    <w:p>
+      <w:r>
+        <w:rPr>
+          <w:rStyle w:val="Textoennegrita"/>
+        </w:rPr>
+        <w:t>Sistema de progreso</w:t>
+      </w:r>
+      <w:r>
+        <w:t xml:space="preserve"> (puntos, niveles, logros).</w:t>
+      </w:r>
+    </w:p>
+    <w:p>
+      <w:r>
+        <w:rPr>
+          <w:rStyle w:val="Textoennegrita"/>
+        </w:rPr>
+        <w:t xml:space="preserve">Creación de comentarios o </w:t>
+      </w:r>
+      <w:proofErr w:type="spellStart"/>
+      <w:r>
+        <w:rPr>
+          <w:rStyle w:val="Textoennegrita"/>
+        </w:rPr>
+        <w:t>feedback</w:t>
+      </w:r>
+      <w:proofErr w:type="spellEnd"/>
+      <w:r>
+        <w:t xml:space="preserve"> dentro de la comunidad/juego.</w:t>
+      </w:r>
+    </w:p>
+    <w:p>
+      <w:r>
+        <w:rPr>
+          <w:rStyle w:val="Textoennegrita"/>
+        </w:rPr>
+        <w:t>Subida de archivos simples</w:t>
+      </w:r>
+      <w:r>
+        <w:t xml:space="preserve"> (ejercicios, capturas de código, etc., si se requiere).</w:t>
+      </w:r>
+    </w:p>
+    <w:p>
+      <w:r>
+        <w:rPr>
+          <w:rStyle w:val="Textoennegrita"/>
+        </w:rPr>
+        <w:t>Notificaciones</w:t>
+      </w:r>
+      <w:r>
+        <w:t xml:space="preserve"> para recordar al usuario sus tareas diarias.</w:t>
+      </w:r>
+    </w:p>
+    <w:p>
+      <w:r>
+        <w:rPr>
+          <w:rStyle w:val="Textoennegrita"/>
+        </w:rPr>
+        <w:t>Menú de dificultad y selección de actividades</w:t>
+      </w:r>
+      <w:r>
+        <w:t>.</w:t>
+      </w:r>
+    </w:p>
+    <w:p>
+      <w:r>
+        <w:rPr>
+          <w:rStyle w:val="Textoennegrita"/>
+        </w:rPr>
+        <w:t>Datos del usuario</w:t>
+      </w:r>
+      <w:r>
+        <w:t>: nombre, correo, contraseña encriptada, avatar.</w:t>
+      </w:r>
+    </w:p>
+    <w:p>
+      <w:r>
+        <w:rPr>
+          <w:rStyle w:val="Textoennegrita"/>
+        </w:rPr>
+        <w:t>Progreso en el juego</w:t>
+      </w:r>
+      <w:r>
+        <w:t>: nivel, puntos, logros desbloqueados.</w:t>
+      </w:r>
+    </w:p>
+    <w:p>
+      <w:r>
+        <w:rPr>
+          <w:rStyle w:val="Textoennegrita"/>
+        </w:rPr>
+        <w:t>Rutinas/tareas realizadas</w:t>
+      </w:r>
+      <w:r>
+        <w:t>: historial de ejercicios completados.</w:t>
+      </w:r>
+    </w:p>
+    <w:p>
+      <w:r>
+        <w:rPr>
+          <w:rStyle w:val="Textoennegrita"/>
+        </w:rPr>
+        <w:t>Comentarios/</w:t>
+      </w:r>
+      <w:proofErr w:type="spellStart"/>
+      <w:r>
+        <w:rPr>
+          <w:rStyle w:val="Textoennegrita"/>
+        </w:rPr>
+        <w:t>feedback</w:t>
+      </w:r>
+      <w:proofErr w:type="spellEnd"/>
+      <w:r>
+        <w:t>: aportaciones de los usuarios.</w:t>
+      </w:r>
+    </w:p>
+    <w:p>
+      <w:r>
+        <w:rPr>
+          <w:rStyle w:val="Textoennegrita"/>
+        </w:rPr>
+        <w:t>Preferencias de configuración</w:t>
+      </w:r>
+      <w:r>
+        <w:t>: idioma, dificultad, notificaciones.</w:t>
+      </w:r>
+    </w:p>
+    <w:p>
+      <w:pPr>
+        <w:pStyle w:val="Ttulo2"/>
+      </w:pPr>
+      <w:r>
+        <w:t>3. Diseño</w:t>
+      </w:r>
+    </w:p>
+    <w:p>
+      <w:r>
+        <w:rPr>
+          <w:rStyle w:val="Textoennegrita"/>
+        </w:rPr>
+        <w:t>Lenguaje principal</w:t>
+      </w:r>
+      <w:r>
+        <w:t>: Java (Android Studio).</w:t>
+      </w:r>
+    </w:p>
+    <w:p>
+      <w:r>
+        <w:rPr>
+          <w:rStyle w:val="Textoennegrita"/>
+        </w:rPr>
+        <w:t>Framework/UI</w:t>
+      </w:r>
+      <w:r>
+        <w:t xml:space="preserve">: Android SDK con XML para </w:t>
+      </w:r>
+      <w:proofErr w:type="spellStart"/>
+      <w:r>
+        <w:t>layouts</w:t>
+      </w:r>
+      <w:proofErr w:type="spellEnd"/>
+      <w:r>
+        <w:t>.</w:t>
+      </w:r>
+    </w:p>
+    <w:p>
       <w:bookmarkStart w:id="0" w:name="_GoBack"/>
       <w:bookmarkEnd w:id="0"/>
+      <w:r>
+        <w:rPr>
+          <w:rStyle w:val="Textoennegrita"/>
+        </w:rPr>
+        <w:t>Gestión de recursos</w:t>
+      </w:r>
+      <w:r>
+        <w:t xml:space="preserve">: Android </w:t>
+      </w:r>
+      <w:proofErr w:type="spellStart"/>
+      <w:r>
+        <w:t>Resource</w:t>
+      </w:r>
+      <w:proofErr w:type="spellEnd"/>
+      <w:r>
+        <w:t xml:space="preserve"> Manager (imágenes, </w:t>
+      </w:r>
+      <w:proofErr w:type="spellStart"/>
+      <w:r>
+        <w:t>strings</w:t>
+      </w:r>
+      <w:proofErr w:type="spellEnd"/>
+      <w:r>
+        <w:t>, estilos).</w:t>
+      </w:r>
+    </w:p>
+    <w:p>
+      <w:r>
+        <w:rPr>
+          <w:rStyle w:val="Textoennegrita"/>
+        </w:rPr>
+        <w:t>Control de versiones</w:t>
+      </w:r>
+      <w:r>
+        <w:t xml:space="preserve">: </w:t>
+      </w:r>
+      <w:proofErr w:type="spellStart"/>
+      <w:r>
+        <w:t>Git</w:t>
+      </w:r>
+      <w:proofErr w:type="spellEnd"/>
+      <w:r>
+        <w:t>/GitHub.</w:t>
+      </w:r>
+    </w:p>
+    <w:p>
+      <w:pPr>
+        <w:pStyle w:val="Ttulo2"/>
+      </w:pPr>
     </w:p>
     <w:sectPr>
       <w:pgSz w:w="11906" w:h="16838"/>
@@ -906,6 +1212,771 @@
     </w:sectPr>
   </w:body>
 </w:document>
+</file>
+
+<file path=word/numbering.xml><?xml version="1.0" encoding="utf-8"?>
+<w:numbering xmlns:wpc="http://schemas.microsoft.com/office/word/2010/wordprocessingCanvas" xmlns:cx="http://schemas.microsoft.com/office/drawing/2014/chartex" xmlns:cx1="http://schemas.microsoft.com/office/drawing/2015/9/8/chartex" xmlns:mc="http://schemas.openxmlformats.org/markup-compatibility/2006" xmlns:o="urn:schemas-microsoft-com:office:office" xmlns:r="http://schemas.openxmlformats.org/officeDocument/2006/relationships" xmlns:m="http://schemas.openxmlformats.org/officeDocument/2006/math" xmlns:v="urn:schemas-microsoft-com:vml" xmlns:wp14="http://schemas.microsoft.com/office/word/2010/wordprocessingDrawing" xmlns:wp="http://schemas.openxmlformats.org/drawingml/2006/wordprocessingDrawing" xmlns:w10="urn:schemas-microsoft-com:office:word" xmlns:w="http://schemas.openxmlformats.org/wordprocessingml/2006/main" xmlns:w14="http://schemas.microsoft.com/office/word/2010/wordml" xmlns:w15="http://schemas.microsoft.com/office/word/2012/wordml" xmlns:w16se="http://schemas.microsoft.com/office/word/2015/wordml/symex" xmlns:wpg="http://schemas.microsoft.com/office/word/2010/wordprocessingGroup" xmlns:wpi="http://schemas.microsoft.com/office/word/2010/wordprocessingInk" xmlns:wne="http://schemas.microsoft.com/office/word/2006/wordml" xmlns:wps="http://schemas.microsoft.com/office/word/2010/wordprocessingShape" mc:Ignorable="w14 w15 w16se wp14">
+  <w:abstractNum w:abstractNumId="0" w15:restartNumberingAfterBreak="0">
+    <w:nsid w:val="12DA763F"/>
+    <w:multiLevelType w:val="multilevel"/>
+    <w:tmpl w:val="21A070D6"/>
+    <w:lvl w:ilvl="0">
+      <w:start w:val="1"/>
+      <w:numFmt w:val="bullet"/>
+      <w:lvlText w:val=""/>
+      <w:lvlJc w:val="left"/>
+      <w:pPr>
+        <w:tabs>
+          <w:tab w:val="num" w:pos="720"/>
+        </w:tabs>
+        <w:ind w:left="720" w:hanging="360"/>
+      </w:pPr>
+      <w:rPr>
+        <w:rFonts w:ascii="Symbol" w:hAnsi="Symbol" w:hint="default"/>
+        <w:sz w:val="20"/>
+      </w:rPr>
+    </w:lvl>
+    <w:lvl w:ilvl="1" w:tentative="1">
+      <w:start w:val="1"/>
+      <w:numFmt w:val="bullet"/>
+      <w:lvlText w:val="o"/>
+      <w:lvlJc w:val="left"/>
+      <w:pPr>
+        <w:tabs>
+          <w:tab w:val="num" w:pos="1440"/>
+        </w:tabs>
+        <w:ind w:left="1440" w:hanging="360"/>
+      </w:pPr>
+      <w:rPr>
+        <w:rFonts w:ascii="Courier New" w:hAnsi="Courier New" w:hint="default"/>
+        <w:sz w:val="20"/>
+      </w:rPr>
+    </w:lvl>
+    <w:lvl w:ilvl="2" w:tentative="1">
+      <w:start w:val="1"/>
+      <w:numFmt w:val="bullet"/>
+      <w:lvlText w:val=""/>
+      <w:lvlJc w:val="left"/>
+      <w:pPr>
+        <w:tabs>
+          <w:tab w:val="num" w:pos="2160"/>
+        </w:tabs>
+        <w:ind w:left="2160" w:hanging="360"/>
+      </w:pPr>
+      <w:rPr>
+        <w:rFonts w:ascii="Wingdings" w:hAnsi="Wingdings" w:hint="default"/>
+        <w:sz w:val="20"/>
+      </w:rPr>
+    </w:lvl>
+    <w:lvl w:ilvl="3" w:tentative="1">
+      <w:start w:val="1"/>
+      <w:numFmt w:val="bullet"/>
+      <w:lvlText w:val=""/>
+      <w:lvlJc w:val="left"/>
+      <w:pPr>
+        <w:tabs>
+          <w:tab w:val="num" w:pos="2880"/>
+        </w:tabs>
+        <w:ind w:left="2880" w:hanging="360"/>
+      </w:pPr>
+      <w:rPr>
+        <w:rFonts w:ascii="Wingdings" w:hAnsi="Wingdings" w:hint="default"/>
+        <w:sz w:val="20"/>
+      </w:rPr>
+    </w:lvl>
+    <w:lvl w:ilvl="4" w:tentative="1">
+      <w:start w:val="1"/>
+      <w:numFmt w:val="bullet"/>
+      <w:lvlText w:val=""/>
+      <w:lvlJc w:val="left"/>
+      <w:pPr>
+        <w:tabs>
+          <w:tab w:val="num" w:pos="3600"/>
+        </w:tabs>
+        <w:ind w:left="3600" w:hanging="360"/>
+      </w:pPr>
+      <w:rPr>
+        <w:rFonts w:ascii="Wingdings" w:hAnsi="Wingdings" w:hint="default"/>
+        <w:sz w:val="20"/>
+      </w:rPr>
+    </w:lvl>
+    <w:lvl w:ilvl="5" w:tentative="1">
+      <w:start w:val="1"/>
+      <w:numFmt w:val="bullet"/>
+      <w:lvlText w:val=""/>
+      <w:lvlJc w:val="left"/>
+      <w:pPr>
+        <w:tabs>
+          <w:tab w:val="num" w:pos="4320"/>
+        </w:tabs>
+        <w:ind w:left="4320" w:hanging="360"/>
+      </w:pPr>
+      <w:rPr>
+        <w:rFonts w:ascii="Wingdings" w:hAnsi="Wingdings" w:hint="default"/>
+        <w:sz w:val="20"/>
+      </w:rPr>
+    </w:lvl>
+    <w:lvl w:ilvl="6" w:tentative="1">
+      <w:start w:val="1"/>
+      <w:numFmt w:val="bullet"/>
+      <w:lvlText w:val=""/>
+      <w:lvlJc w:val="left"/>
+      <w:pPr>
+        <w:tabs>
+          <w:tab w:val="num" w:pos="5040"/>
+        </w:tabs>
+        <w:ind w:left="5040" w:hanging="360"/>
+      </w:pPr>
+      <w:rPr>
+        <w:rFonts w:ascii="Wingdings" w:hAnsi="Wingdings" w:hint="default"/>
+        <w:sz w:val="20"/>
+      </w:rPr>
+    </w:lvl>
+    <w:lvl w:ilvl="7" w:tentative="1">
+      <w:start w:val="1"/>
+      <w:numFmt w:val="bullet"/>
+      <w:lvlText w:val=""/>
+      <w:lvlJc w:val="left"/>
+      <w:pPr>
+        <w:tabs>
+          <w:tab w:val="num" w:pos="5760"/>
+        </w:tabs>
+        <w:ind w:left="5760" w:hanging="360"/>
+      </w:pPr>
+      <w:rPr>
+        <w:rFonts w:ascii="Wingdings" w:hAnsi="Wingdings" w:hint="default"/>
+        <w:sz w:val="20"/>
+      </w:rPr>
+    </w:lvl>
+    <w:lvl w:ilvl="8" w:tentative="1">
+      <w:start w:val="1"/>
+      <w:numFmt w:val="bullet"/>
+      <w:lvlText w:val=""/>
+      <w:lvlJc w:val="left"/>
+      <w:pPr>
+        <w:tabs>
+          <w:tab w:val="num" w:pos="6480"/>
+        </w:tabs>
+        <w:ind w:left="6480" w:hanging="360"/>
+      </w:pPr>
+      <w:rPr>
+        <w:rFonts w:ascii="Wingdings" w:hAnsi="Wingdings" w:hint="default"/>
+        <w:sz w:val="20"/>
+      </w:rPr>
+    </w:lvl>
+  </w:abstractNum>
+  <w:abstractNum w:abstractNumId="1" w15:restartNumberingAfterBreak="0">
+    <w:nsid w:val="26943A7F"/>
+    <w:multiLevelType w:val="multilevel"/>
+    <w:tmpl w:val="A4F6E51E"/>
+    <w:lvl w:ilvl="0">
+      <w:start w:val="1"/>
+      <w:numFmt w:val="bullet"/>
+      <w:lvlText w:val=""/>
+      <w:lvlJc w:val="left"/>
+      <w:pPr>
+        <w:tabs>
+          <w:tab w:val="num" w:pos="720"/>
+        </w:tabs>
+        <w:ind w:left="720" w:hanging="360"/>
+      </w:pPr>
+      <w:rPr>
+        <w:rFonts w:ascii="Symbol" w:hAnsi="Symbol" w:hint="default"/>
+        <w:sz w:val="20"/>
+      </w:rPr>
+    </w:lvl>
+    <w:lvl w:ilvl="1" w:tentative="1">
+      <w:start w:val="1"/>
+      <w:numFmt w:val="bullet"/>
+      <w:lvlText w:val="o"/>
+      <w:lvlJc w:val="left"/>
+      <w:pPr>
+        <w:tabs>
+          <w:tab w:val="num" w:pos="1440"/>
+        </w:tabs>
+        <w:ind w:left="1440" w:hanging="360"/>
+      </w:pPr>
+      <w:rPr>
+        <w:rFonts w:ascii="Courier New" w:hAnsi="Courier New" w:hint="default"/>
+        <w:sz w:val="20"/>
+      </w:rPr>
+    </w:lvl>
+    <w:lvl w:ilvl="2" w:tentative="1">
+      <w:start w:val="1"/>
+      <w:numFmt w:val="bullet"/>
+      <w:lvlText w:val=""/>
+      <w:lvlJc w:val="left"/>
+      <w:pPr>
+        <w:tabs>
+          <w:tab w:val="num" w:pos="2160"/>
+        </w:tabs>
+        <w:ind w:left="2160" w:hanging="360"/>
+      </w:pPr>
+      <w:rPr>
+        <w:rFonts w:ascii="Wingdings" w:hAnsi="Wingdings" w:hint="default"/>
+        <w:sz w:val="20"/>
+      </w:rPr>
+    </w:lvl>
+    <w:lvl w:ilvl="3" w:tentative="1">
+      <w:start w:val="1"/>
+      <w:numFmt w:val="bullet"/>
+      <w:lvlText w:val=""/>
+      <w:lvlJc w:val="left"/>
+      <w:pPr>
+        <w:tabs>
+          <w:tab w:val="num" w:pos="2880"/>
+        </w:tabs>
+        <w:ind w:left="2880" w:hanging="360"/>
+      </w:pPr>
+      <w:rPr>
+        <w:rFonts w:ascii="Wingdings" w:hAnsi="Wingdings" w:hint="default"/>
+        <w:sz w:val="20"/>
+      </w:rPr>
+    </w:lvl>
+    <w:lvl w:ilvl="4" w:tentative="1">
+      <w:start w:val="1"/>
+      <w:numFmt w:val="bullet"/>
+      <w:lvlText w:val=""/>
+      <w:lvlJc w:val="left"/>
+      <w:pPr>
+        <w:tabs>
+          <w:tab w:val="num" w:pos="3600"/>
+        </w:tabs>
+        <w:ind w:left="3600" w:hanging="360"/>
+      </w:pPr>
+      <w:rPr>
+        <w:rFonts w:ascii="Wingdings" w:hAnsi="Wingdings" w:hint="default"/>
+        <w:sz w:val="20"/>
+      </w:rPr>
+    </w:lvl>
+    <w:lvl w:ilvl="5" w:tentative="1">
+      <w:start w:val="1"/>
+      <w:numFmt w:val="bullet"/>
+      <w:lvlText w:val=""/>
+      <w:lvlJc w:val="left"/>
+      <w:pPr>
+        <w:tabs>
+          <w:tab w:val="num" w:pos="4320"/>
+        </w:tabs>
+        <w:ind w:left="4320" w:hanging="360"/>
+      </w:pPr>
+      <w:rPr>
+        <w:rFonts w:ascii="Wingdings" w:hAnsi="Wingdings" w:hint="default"/>
+        <w:sz w:val="20"/>
+      </w:rPr>
+    </w:lvl>
+    <w:lvl w:ilvl="6" w:tentative="1">
+      <w:start w:val="1"/>
+      <w:numFmt w:val="bullet"/>
+      <w:lvlText w:val=""/>
+      <w:lvlJc w:val="left"/>
+      <w:pPr>
+        <w:tabs>
+          <w:tab w:val="num" w:pos="5040"/>
+        </w:tabs>
+        <w:ind w:left="5040" w:hanging="360"/>
+      </w:pPr>
+      <w:rPr>
+        <w:rFonts w:ascii="Wingdings" w:hAnsi="Wingdings" w:hint="default"/>
+        <w:sz w:val="20"/>
+      </w:rPr>
+    </w:lvl>
+    <w:lvl w:ilvl="7" w:tentative="1">
+      <w:start w:val="1"/>
+      <w:numFmt w:val="bullet"/>
+      <w:lvlText w:val=""/>
+      <w:lvlJc w:val="left"/>
+      <w:pPr>
+        <w:tabs>
+          <w:tab w:val="num" w:pos="5760"/>
+        </w:tabs>
+        <w:ind w:left="5760" w:hanging="360"/>
+      </w:pPr>
+      <w:rPr>
+        <w:rFonts w:ascii="Wingdings" w:hAnsi="Wingdings" w:hint="default"/>
+        <w:sz w:val="20"/>
+      </w:rPr>
+    </w:lvl>
+    <w:lvl w:ilvl="8" w:tentative="1">
+      <w:start w:val="1"/>
+      <w:numFmt w:val="bullet"/>
+      <w:lvlText w:val=""/>
+      <w:lvlJc w:val="left"/>
+      <w:pPr>
+        <w:tabs>
+          <w:tab w:val="num" w:pos="6480"/>
+        </w:tabs>
+        <w:ind w:left="6480" w:hanging="360"/>
+      </w:pPr>
+      <w:rPr>
+        <w:rFonts w:ascii="Wingdings" w:hAnsi="Wingdings" w:hint="default"/>
+        <w:sz w:val="20"/>
+      </w:rPr>
+    </w:lvl>
+  </w:abstractNum>
+  <w:abstractNum w:abstractNumId="2" w15:restartNumberingAfterBreak="0">
+    <w:nsid w:val="273F5ABB"/>
+    <w:multiLevelType w:val="multilevel"/>
+    <w:tmpl w:val="EE20F9B8"/>
+    <w:lvl w:ilvl="0">
+      <w:start w:val="1"/>
+      <w:numFmt w:val="bullet"/>
+      <w:lvlText w:val=""/>
+      <w:lvlJc w:val="left"/>
+      <w:pPr>
+        <w:tabs>
+          <w:tab w:val="num" w:pos="720"/>
+        </w:tabs>
+        <w:ind w:left="720" w:hanging="360"/>
+      </w:pPr>
+      <w:rPr>
+        <w:rFonts w:ascii="Symbol" w:hAnsi="Symbol" w:hint="default"/>
+        <w:sz w:val="20"/>
+      </w:rPr>
+    </w:lvl>
+    <w:lvl w:ilvl="1">
+      <w:start w:val="1"/>
+      <w:numFmt w:val="bullet"/>
+      <w:lvlText w:val="o"/>
+      <w:lvlJc w:val="left"/>
+      <w:pPr>
+        <w:tabs>
+          <w:tab w:val="num" w:pos="1440"/>
+        </w:tabs>
+        <w:ind w:left="1440" w:hanging="360"/>
+      </w:pPr>
+      <w:rPr>
+        <w:rFonts w:ascii="Courier New" w:hAnsi="Courier New" w:hint="default"/>
+        <w:sz w:val="20"/>
+      </w:rPr>
+    </w:lvl>
+    <w:lvl w:ilvl="2" w:tentative="1">
+      <w:start w:val="1"/>
+      <w:numFmt w:val="bullet"/>
+      <w:lvlText w:val=""/>
+      <w:lvlJc w:val="left"/>
+      <w:pPr>
+        <w:tabs>
+          <w:tab w:val="num" w:pos="2160"/>
+        </w:tabs>
+        <w:ind w:left="2160" w:hanging="360"/>
+      </w:pPr>
+      <w:rPr>
+        <w:rFonts w:ascii="Wingdings" w:hAnsi="Wingdings" w:hint="default"/>
+        <w:sz w:val="20"/>
+      </w:rPr>
+    </w:lvl>
+    <w:lvl w:ilvl="3" w:tentative="1">
+      <w:start w:val="1"/>
+      <w:numFmt w:val="bullet"/>
+      <w:lvlText w:val=""/>
+      <w:lvlJc w:val="left"/>
+      <w:pPr>
+        <w:tabs>
+          <w:tab w:val="num" w:pos="2880"/>
+        </w:tabs>
+        <w:ind w:left="2880" w:hanging="360"/>
+      </w:pPr>
+      <w:rPr>
+        <w:rFonts w:ascii="Wingdings" w:hAnsi="Wingdings" w:hint="default"/>
+        <w:sz w:val="20"/>
+      </w:rPr>
+    </w:lvl>
+    <w:lvl w:ilvl="4" w:tentative="1">
+      <w:start w:val="1"/>
+      <w:numFmt w:val="bullet"/>
+      <w:lvlText w:val=""/>
+      <w:lvlJc w:val="left"/>
+      <w:pPr>
+        <w:tabs>
+          <w:tab w:val="num" w:pos="3600"/>
+        </w:tabs>
+        <w:ind w:left="3600" w:hanging="360"/>
+      </w:pPr>
+      <w:rPr>
+        <w:rFonts w:ascii="Wingdings" w:hAnsi="Wingdings" w:hint="default"/>
+        <w:sz w:val="20"/>
+      </w:rPr>
+    </w:lvl>
+    <w:lvl w:ilvl="5" w:tentative="1">
+      <w:start w:val="1"/>
+      <w:numFmt w:val="bullet"/>
+      <w:lvlText w:val=""/>
+      <w:lvlJc w:val="left"/>
+      <w:pPr>
+        <w:tabs>
+          <w:tab w:val="num" w:pos="4320"/>
+        </w:tabs>
+        <w:ind w:left="4320" w:hanging="360"/>
+      </w:pPr>
+      <w:rPr>
+        <w:rFonts w:ascii="Wingdings" w:hAnsi="Wingdings" w:hint="default"/>
+        <w:sz w:val="20"/>
+      </w:rPr>
+    </w:lvl>
+    <w:lvl w:ilvl="6" w:tentative="1">
+      <w:start w:val="1"/>
+      <w:numFmt w:val="bullet"/>
+      <w:lvlText w:val=""/>
+      <w:lvlJc w:val="left"/>
+      <w:pPr>
+        <w:tabs>
+          <w:tab w:val="num" w:pos="5040"/>
+        </w:tabs>
+        <w:ind w:left="5040" w:hanging="360"/>
+      </w:pPr>
+      <w:rPr>
+        <w:rFonts w:ascii="Wingdings" w:hAnsi="Wingdings" w:hint="default"/>
+        <w:sz w:val="20"/>
+      </w:rPr>
+    </w:lvl>
+    <w:lvl w:ilvl="7" w:tentative="1">
+      <w:start w:val="1"/>
+      <w:numFmt w:val="bullet"/>
+      <w:lvlText w:val=""/>
+      <w:lvlJc w:val="left"/>
+      <w:pPr>
+        <w:tabs>
+          <w:tab w:val="num" w:pos="5760"/>
+        </w:tabs>
+        <w:ind w:left="5760" w:hanging="360"/>
+      </w:pPr>
+      <w:rPr>
+        <w:rFonts w:ascii="Wingdings" w:hAnsi="Wingdings" w:hint="default"/>
+        <w:sz w:val="20"/>
+      </w:rPr>
+    </w:lvl>
+    <w:lvl w:ilvl="8" w:tentative="1">
+      <w:start w:val="1"/>
+      <w:numFmt w:val="bullet"/>
+      <w:lvlText w:val=""/>
+      <w:lvlJc w:val="left"/>
+      <w:pPr>
+        <w:tabs>
+          <w:tab w:val="num" w:pos="6480"/>
+        </w:tabs>
+        <w:ind w:left="6480" w:hanging="360"/>
+      </w:pPr>
+      <w:rPr>
+        <w:rFonts w:ascii="Wingdings" w:hAnsi="Wingdings" w:hint="default"/>
+        <w:sz w:val="20"/>
+      </w:rPr>
+    </w:lvl>
+  </w:abstractNum>
+  <w:abstractNum w:abstractNumId="3" w15:restartNumberingAfterBreak="0">
+    <w:nsid w:val="370213DA"/>
+    <w:multiLevelType w:val="multilevel"/>
+    <w:tmpl w:val="8A8EE114"/>
+    <w:lvl w:ilvl="0">
+      <w:start w:val="1"/>
+      <w:numFmt w:val="bullet"/>
+      <w:lvlText w:val=""/>
+      <w:lvlJc w:val="left"/>
+      <w:pPr>
+        <w:tabs>
+          <w:tab w:val="num" w:pos="720"/>
+        </w:tabs>
+        <w:ind w:left="720" w:hanging="360"/>
+      </w:pPr>
+      <w:rPr>
+        <w:rFonts w:ascii="Symbol" w:hAnsi="Symbol" w:hint="default"/>
+        <w:sz w:val="20"/>
+      </w:rPr>
+    </w:lvl>
+    <w:lvl w:ilvl="1" w:tentative="1">
+      <w:start w:val="1"/>
+      <w:numFmt w:val="bullet"/>
+      <w:lvlText w:val="o"/>
+      <w:lvlJc w:val="left"/>
+      <w:pPr>
+        <w:tabs>
+          <w:tab w:val="num" w:pos="1440"/>
+        </w:tabs>
+        <w:ind w:left="1440" w:hanging="360"/>
+      </w:pPr>
+      <w:rPr>
+        <w:rFonts w:ascii="Courier New" w:hAnsi="Courier New" w:hint="default"/>
+        <w:sz w:val="20"/>
+      </w:rPr>
+    </w:lvl>
+    <w:lvl w:ilvl="2" w:tentative="1">
+      <w:start w:val="1"/>
+      <w:numFmt w:val="bullet"/>
+      <w:lvlText w:val=""/>
+      <w:lvlJc w:val="left"/>
+      <w:pPr>
+        <w:tabs>
+          <w:tab w:val="num" w:pos="2160"/>
+        </w:tabs>
+        <w:ind w:left="2160" w:hanging="360"/>
+      </w:pPr>
+      <w:rPr>
+        <w:rFonts w:ascii="Wingdings" w:hAnsi="Wingdings" w:hint="default"/>
+        <w:sz w:val="20"/>
+      </w:rPr>
+    </w:lvl>
+    <w:lvl w:ilvl="3" w:tentative="1">
+      <w:start w:val="1"/>
+      <w:numFmt w:val="bullet"/>
+      <w:lvlText w:val=""/>
+      <w:lvlJc w:val="left"/>
+      <w:pPr>
+        <w:tabs>
+          <w:tab w:val="num" w:pos="2880"/>
+        </w:tabs>
+        <w:ind w:left="2880" w:hanging="360"/>
+      </w:pPr>
+      <w:rPr>
+        <w:rFonts w:ascii="Wingdings" w:hAnsi="Wingdings" w:hint="default"/>
+        <w:sz w:val="20"/>
+      </w:rPr>
+    </w:lvl>
+    <w:lvl w:ilvl="4" w:tentative="1">
+      <w:start w:val="1"/>
+      <w:numFmt w:val="bullet"/>
+      <w:lvlText w:val=""/>
+      <w:lvlJc w:val="left"/>
+      <w:pPr>
+        <w:tabs>
+          <w:tab w:val="num" w:pos="3600"/>
+        </w:tabs>
+        <w:ind w:left="3600" w:hanging="360"/>
+      </w:pPr>
+      <w:rPr>
+        <w:rFonts w:ascii="Wingdings" w:hAnsi="Wingdings" w:hint="default"/>
+        <w:sz w:val="20"/>
+      </w:rPr>
+    </w:lvl>
+    <w:lvl w:ilvl="5" w:tentative="1">
+      <w:start w:val="1"/>
+      <w:numFmt w:val="bullet"/>
+      <w:lvlText w:val=""/>
+      <w:lvlJc w:val="left"/>
+      <w:pPr>
+        <w:tabs>
+          <w:tab w:val="num" w:pos="4320"/>
+        </w:tabs>
+        <w:ind w:left="4320" w:hanging="360"/>
+      </w:pPr>
+      <w:rPr>
+        <w:rFonts w:ascii="Wingdings" w:hAnsi="Wingdings" w:hint="default"/>
+        <w:sz w:val="20"/>
+      </w:rPr>
+    </w:lvl>
+    <w:lvl w:ilvl="6" w:tentative="1">
+      <w:start w:val="1"/>
+      <w:numFmt w:val="bullet"/>
+      <w:lvlText w:val=""/>
+      <w:lvlJc w:val="left"/>
+      <w:pPr>
+        <w:tabs>
+          <w:tab w:val="num" w:pos="5040"/>
+        </w:tabs>
+        <w:ind w:left="5040" w:hanging="360"/>
+      </w:pPr>
+      <w:rPr>
+        <w:rFonts w:ascii="Wingdings" w:hAnsi="Wingdings" w:hint="default"/>
+        <w:sz w:val="20"/>
+      </w:rPr>
+    </w:lvl>
+    <w:lvl w:ilvl="7" w:tentative="1">
+      <w:start w:val="1"/>
+      <w:numFmt w:val="bullet"/>
+      <w:lvlText w:val=""/>
+      <w:lvlJc w:val="left"/>
+      <w:pPr>
+        <w:tabs>
+          <w:tab w:val="num" w:pos="5760"/>
+        </w:tabs>
+        <w:ind w:left="5760" w:hanging="360"/>
+      </w:pPr>
+      <w:rPr>
+        <w:rFonts w:ascii="Wingdings" w:hAnsi="Wingdings" w:hint="default"/>
+        <w:sz w:val="20"/>
+      </w:rPr>
+    </w:lvl>
+    <w:lvl w:ilvl="8" w:tentative="1">
+      <w:start w:val="1"/>
+      <w:numFmt w:val="bullet"/>
+      <w:lvlText w:val=""/>
+      <w:lvlJc w:val="left"/>
+      <w:pPr>
+        <w:tabs>
+          <w:tab w:val="num" w:pos="6480"/>
+        </w:tabs>
+        <w:ind w:left="6480" w:hanging="360"/>
+      </w:pPr>
+      <w:rPr>
+        <w:rFonts w:ascii="Wingdings" w:hAnsi="Wingdings" w:hint="default"/>
+        <w:sz w:val="20"/>
+      </w:rPr>
+    </w:lvl>
+  </w:abstractNum>
+  <w:abstractNum w:abstractNumId="4" w15:restartNumberingAfterBreak="0">
+    <w:nsid w:val="46211865"/>
+    <w:multiLevelType w:val="multilevel"/>
+    <w:tmpl w:val="44E2EE52"/>
+    <w:lvl w:ilvl="0">
+      <w:start w:val="1"/>
+      <w:numFmt w:val="bullet"/>
+      <w:lvlText w:val=""/>
+      <w:lvlJc w:val="left"/>
+      <w:pPr>
+        <w:tabs>
+          <w:tab w:val="num" w:pos="720"/>
+        </w:tabs>
+        <w:ind w:left="720" w:hanging="360"/>
+      </w:pPr>
+      <w:rPr>
+        <w:rFonts w:ascii="Symbol" w:hAnsi="Symbol" w:hint="default"/>
+        <w:sz w:val="20"/>
+      </w:rPr>
+    </w:lvl>
+    <w:lvl w:ilvl="1" w:tentative="1">
+      <w:start w:val="1"/>
+      <w:numFmt w:val="bullet"/>
+      <w:lvlText w:val="o"/>
+      <w:lvlJc w:val="left"/>
+      <w:pPr>
+        <w:tabs>
+          <w:tab w:val="num" w:pos="1440"/>
+        </w:tabs>
+        <w:ind w:left="1440" w:hanging="360"/>
+      </w:pPr>
+      <w:rPr>
+        <w:rFonts w:ascii="Courier New" w:hAnsi="Courier New" w:hint="default"/>
+        <w:sz w:val="20"/>
+      </w:rPr>
+    </w:lvl>
+    <w:lvl w:ilvl="2" w:tentative="1">
+      <w:start w:val="1"/>
+      <w:numFmt w:val="bullet"/>
+      <w:lvlText w:val=""/>
+      <w:lvlJc w:val="left"/>
+      <w:pPr>
+        <w:tabs>
+          <w:tab w:val="num" w:pos="2160"/>
+        </w:tabs>
+        <w:ind w:left="2160" w:hanging="360"/>
+      </w:pPr>
+      <w:rPr>
+        <w:rFonts w:ascii="Wingdings" w:hAnsi="Wingdings" w:hint="default"/>
+        <w:sz w:val="20"/>
+      </w:rPr>
+    </w:lvl>
+    <w:lvl w:ilvl="3" w:tentative="1">
+      <w:start w:val="1"/>
+      <w:numFmt w:val="bullet"/>
+      <w:lvlText w:val=""/>
+      <w:lvlJc w:val="left"/>
+      <w:pPr>
+        <w:tabs>
+          <w:tab w:val="num" w:pos="2880"/>
+        </w:tabs>
+        <w:ind w:left="2880" w:hanging="360"/>
+      </w:pPr>
+      <w:rPr>
+        <w:rFonts w:ascii="Wingdings" w:hAnsi="Wingdings" w:hint="default"/>
+        <w:sz w:val="20"/>
+      </w:rPr>
+    </w:lvl>
+    <w:lvl w:ilvl="4" w:tentative="1">
+      <w:start w:val="1"/>
+      <w:numFmt w:val="bullet"/>
+      <w:lvlText w:val=""/>
+      <w:lvlJc w:val="left"/>
+      <w:pPr>
+        <w:tabs>
+          <w:tab w:val="num" w:pos="3600"/>
+        </w:tabs>
+        <w:ind w:left="3600" w:hanging="360"/>
+      </w:pPr>
+      <w:rPr>
+        <w:rFonts w:ascii="Wingdings" w:hAnsi="Wingdings" w:hint="default"/>
+        <w:sz w:val="20"/>
+      </w:rPr>
+    </w:lvl>
+    <w:lvl w:ilvl="5" w:tentative="1">
+      <w:start w:val="1"/>
+      <w:numFmt w:val="bullet"/>
+      <w:lvlText w:val=""/>
+      <w:lvlJc w:val="left"/>
+      <w:pPr>
+        <w:tabs>
+          <w:tab w:val="num" w:pos="4320"/>
+        </w:tabs>
+        <w:ind w:left="4320" w:hanging="360"/>
+      </w:pPr>
+      <w:rPr>
+        <w:rFonts w:ascii="Wingdings" w:hAnsi="Wingdings" w:hint="default"/>
+        <w:sz w:val="20"/>
+      </w:rPr>
+    </w:lvl>
+    <w:lvl w:ilvl="6" w:tentative="1">
+      <w:start w:val="1"/>
+      <w:numFmt w:val="bullet"/>
+      <w:lvlText w:val=""/>
+      <w:lvlJc w:val="left"/>
+      <w:pPr>
+        <w:tabs>
+          <w:tab w:val="num" w:pos="5040"/>
+        </w:tabs>
+        <w:ind w:left="5040" w:hanging="360"/>
+      </w:pPr>
+      <w:rPr>
+        <w:rFonts w:ascii="Wingdings" w:hAnsi="Wingdings" w:hint="default"/>
+        <w:sz w:val="20"/>
+      </w:rPr>
+    </w:lvl>
+    <w:lvl w:ilvl="7" w:tentative="1">
+      <w:start w:val="1"/>
+      <w:numFmt w:val="bullet"/>
+      <w:lvlText w:val=""/>
+      <w:lvlJc w:val="left"/>
+      <w:pPr>
+        <w:tabs>
+          <w:tab w:val="num" w:pos="5760"/>
+        </w:tabs>
+        <w:ind w:left="5760" w:hanging="360"/>
+      </w:pPr>
+      <w:rPr>
+        <w:rFonts w:ascii="Wingdings" w:hAnsi="Wingdings" w:hint="default"/>
+        <w:sz w:val="20"/>
+      </w:rPr>
+    </w:lvl>
+    <w:lvl w:ilvl="8" w:tentative="1">
+      <w:start w:val="1"/>
+      <w:numFmt w:val="bullet"/>
+      <w:lvlText w:val=""/>
+      <w:lvlJc w:val="left"/>
+      <w:pPr>
+        <w:tabs>
+          <w:tab w:val="num" w:pos="6480"/>
+        </w:tabs>
+        <w:ind w:left="6480" w:hanging="360"/>
+      </w:pPr>
+      <w:rPr>
+        <w:rFonts w:ascii="Wingdings" w:hAnsi="Wingdings" w:hint="default"/>
+        <w:sz w:val="20"/>
+      </w:rPr>
+    </w:lvl>
+  </w:abstractNum>
+  <w:num w:numId="1">
+    <w:abstractNumId w:val="0"/>
+  </w:num>
+  <w:num w:numId="2">
+    <w:abstractNumId w:val="1"/>
+  </w:num>
+  <w:num w:numId="3">
+    <w:abstractNumId w:val="2"/>
+  </w:num>
+  <w:num w:numId="4">
+    <w:abstractNumId w:val="4"/>
+  </w:num>
+  <w:num w:numId="5">
+    <w:abstractNumId w:val="3"/>
+  </w:num>
+</w:numbering>
 </file>
 
 <file path=word/styles.xml><?xml version="1.0" encoding="utf-8"?>
@@ -1309,7 +2380,7 @@
     <w:link w:val="Ttulo1Car"/>
     <w:uiPriority w:val="9"/>
     <w:qFormat/>
-    <w:rsid w:val="001D3FF9"/>
+    <w:rsid w:val="00C1278F"/>
     <w:pPr>
       <w:keepNext/>
       <w:keepLines/>
@@ -1318,15 +2389,62 @@
     </w:pPr>
     <w:rPr>
       <w:rFonts w:asciiTheme="majorHAnsi" w:eastAsiaTheme="majorEastAsia" w:hAnsiTheme="majorHAnsi" w:cstheme="majorBidi"/>
+      <w:b/>
       <w:color w:val="2E74B5" w:themeColor="accent1" w:themeShade="BF"/>
+      <w:sz w:val="44"/>
+      <w:szCs w:val="32"/>
+      <w:u w:val="single"/>
+    </w:rPr>
+  </w:style>
+  <w:style w:type="paragraph" w:styleId="Ttulo2">
+    <w:name w:val="heading 2"/>
+    <w:basedOn w:val="Normal"/>
+    <w:next w:val="Normal"/>
+    <w:link w:val="Ttulo2Car"/>
+    <w:uiPriority w:val="9"/>
+    <w:unhideWhenUsed/>
+    <w:qFormat/>
+    <w:rsid w:val="00C1278F"/>
+    <w:pPr>
+      <w:keepNext/>
+      <w:keepLines/>
+      <w:spacing w:before="40" w:after="0"/>
+      <w:outlineLvl w:val="1"/>
+    </w:pPr>
+    <w:rPr>
+      <w:rFonts w:asciiTheme="majorHAnsi" w:eastAsiaTheme="majorEastAsia" w:hAnsiTheme="majorHAnsi" w:cstheme="majorBidi"/>
+      <w:b/>
+      <w:color w:val="ED7D31" w:themeColor="accent2"/>
       <w:sz w:val="32"/>
-      <w:szCs w:val="32"/>
+      <w:szCs w:val="26"/>
+    </w:rPr>
+  </w:style>
+  <w:style w:type="paragraph" w:styleId="Ttulo3">
+    <w:name w:val="heading 3"/>
+    <w:basedOn w:val="Normal"/>
+    <w:next w:val="Normal"/>
+    <w:link w:val="Ttulo3Car"/>
+    <w:uiPriority w:val="9"/>
+    <w:semiHidden/>
+    <w:unhideWhenUsed/>
+    <w:qFormat/>
+    <w:rsid w:val="00C1278F"/>
+    <w:pPr>
+      <w:keepNext/>
+      <w:keepLines/>
+      <w:spacing w:before="40" w:after="0"/>
+      <w:outlineLvl w:val="2"/>
+    </w:pPr>
+    <w:rPr>
+      <w:rFonts w:asciiTheme="majorHAnsi" w:eastAsiaTheme="majorEastAsia" w:hAnsiTheme="majorHAnsi" w:cstheme="majorBidi"/>
+      <w:color w:val="1F4D78" w:themeColor="accent1" w:themeShade="7F"/>
+      <w:sz w:val="24"/>
+      <w:szCs w:val="24"/>
     </w:rPr>
   </w:style>
   <w:style w:type="character" w:default="1" w:styleId="Fuentedeprrafopredeter">
     <w:name w:val="Default Paragraph Font"/>
     <w:uiPriority w:val="1"/>
-    <w:semiHidden/>
     <w:unhideWhenUsed/>
   </w:style>
   <w:style w:type="table" w:default="1" w:styleId="Tablanormal">
@@ -1380,12 +2498,14 @@
     <w:basedOn w:val="Fuentedeprrafopredeter"/>
     <w:link w:val="Ttulo1"/>
     <w:uiPriority w:val="9"/>
-    <w:rsid w:val="001D3FF9"/>
+    <w:rsid w:val="00C1278F"/>
     <w:rPr>
       <w:rFonts w:asciiTheme="majorHAnsi" w:eastAsiaTheme="majorEastAsia" w:hAnsiTheme="majorHAnsi" w:cstheme="majorBidi"/>
+      <w:b/>
       <w:color w:val="2E74B5" w:themeColor="accent1" w:themeShade="BF"/>
-      <w:sz w:val="32"/>
+      <w:sz w:val="44"/>
       <w:szCs w:val="32"/>
+      <w:u w:val="single"/>
     </w:rPr>
   </w:style>
   <w:style w:type="paragraph" w:styleId="TtuloTDC">
@@ -1401,6 +2521,75 @@
     </w:pPr>
     <w:rPr>
       <w:lang w:eastAsia="es-ES"/>
+    </w:rPr>
+  </w:style>
+  <w:style w:type="character" w:customStyle="1" w:styleId="Ttulo2Car">
+    <w:name w:val="Título 2 Car"/>
+    <w:basedOn w:val="Fuentedeprrafopredeter"/>
+    <w:link w:val="Ttulo2"/>
+    <w:uiPriority w:val="9"/>
+    <w:rsid w:val="00C1278F"/>
+    <w:rPr>
+      <w:rFonts w:asciiTheme="majorHAnsi" w:eastAsiaTheme="majorEastAsia" w:hAnsiTheme="majorHAnsi" w:cstheme="majorBidi"/>
+      <w:b/>
+      <w:color w:val="ED7D31" w:themeColor="accent2"/>
+      <w:sz w:val="32"/>
+      <w:szCs w:val="26"/>
+    </w:rPr>
+  </w:style>
+  <w:style w:type="character" w:styleId="Textoennegrita">
+    <w:name w:val="Strong"/>
+    <w:basedOn w:val="Fuentedeprrafopredeter"/>
+    <w:uiPriority w:val="22"/>
+    <w:qFormat/>
+    <w:rsid w:val="00C1278F"/>
+    <w:rPr>
+      <w:b/>
+      <w:bCs/>
+    </w:rPr>
+  </w:style>
+  <w:style w:type="character" w:customStyle="1" w:styleId="Ttulo3Car">
+    <w:name w:val="Título 3 Car"/>
+    <w:basedOn w:val="Fuentedeprrafopredeter"/>
+    <w:link w:val="Ttulo3"/>
+    <w:uiPriority w:val="9"/>
+    <w:semiHidden/>
+    <w:rsid w:val="00C1278F"/>
+    <w:rPr>
+      <w:rFonts w:asciiTheme="majorHAnsi" w:eastAsiaTheme="majorEastAsia" w:hAnsiTheme="majorHAnsi" w:cstheme="majorBidi"/>
+      <w:color w:val="1F4D78" w:themeColor="accent1" w:themeShade="7F"/>
+      <w:sz w:val="24"/>
+      <w:szCs w:val="24"/>
+    </w:rPr>
+  </w:style>
+  <w:style w:type="paragraph" w:styleId="NormalWeb">
+    <w:name w:val="Normal (Web)"/>
+    <w:basedOn w:val="Normal"/>
+    <w:uiPriority w:val="99"/>
+    <w:semiHidden/>
+    <w:unhideWhenUsed/>
+    <w:rsid w:val="00C1278F"/>
+    <w:pPr>
+      <w:spacing w:before="100" w:beforeAutospacing="1" w:after="100" w:afterAutospacing="1" w:line="240" w:lineRule="auto"/>
+    </w:pPr>
+    <w:rPr>
+      <w:rFonts w:ascii="Times New Roman" w:eastAsia="Times New Roman" w:hAnsi="Times New Roman" w:cs="Times New Roman"/>
+      <w:sz w:val="24"/>
+      <w:szCs w:val="24"/>
+      <w:lang w:eastAsia="es-ES"/>
+    </w:rPr>
+  </w:style>
+  <w:style w:type="character" w:styleId="CdigoHTML">
+    <w:name w:val="HTML Code"/>
+    <w:basedOn w:val="Fuentedeprrafopredeter"/>
+    <w:uiPriority w:val="99"/>
+    <w:semiHidden/>
+    <w:unhideWhenUsed/>
+    <w:rsid w:val="00C1278F"/>
+    <w:rPr>
+      <w:rFonts w:ascii="Courier New" w:eastAsia="Times New Roman" w:hAnsi="Courier New" w:cs="Courier New"/>
+      <w:sz w:val="20"/>
+      <w:szCs w:val="20"/>
     </w:rPr>
   </w:style>
 </w:styles>
@@ -1672,7 +2861,7 @@
 </file>
 
 <file path=customXml/itemProps1.xml><?xml version="1.0" encoding="utf-8"?>
-<ds:datastoreItem xmlns:ds="http://schemas.openxmlformats.org/officeDocument/2006/customXml" ds:itemID="{DDB543B4-C75A-4AB3-AE4D-6F1078DBFBF7}">
+<ds:datastoreItem xmlns:ds="http://schemas.openxmlformats.org/officeDocument/2006/customXml" ds:itemID="{6E5FD404-AC5A-40DE-BF99-567E1B8DB369}">
   <ds:schemaRefs>
     <ds:schemaRef ds:uri="http://schemas.openxmlformats.org/officeDocument/2006/bibliography"/>
   </ds:schemaRefs>

--- a/TFG_pro.docx
+++ b/TFG_pro.docx
@@ -1,6 +1,6 @@
 
 <file path=word/document.xml><?xml version="1.0" encoding="utf-8"?>
-<w:document xmlns:wpc="http://schemas.microsoft.com/office/word/2010/wordprocessingCanvas" xmlns:cx="http://schemas.microsoft.com/office/drawing/2014/chartex" xmlns:cx1="http://schemas.microsoft.com/office/drawing/2015/9/8/chartex" xmlns:mc="http://schemas.openxmlformats.org/markup-compatibility/2006" xmlns:o="urn:schemas-microsoft-com:office:office" xmlns:r="http://schemas.openxmlformats.org/officeDocument/2006/relationships" xmlns:m="http://schemas.openxmlformats.org/officeDocument/2006/math" xmlns:v="urn:schemas-microsoft-com:vml" xmlns:wp14="http://schemas.microsoft.com/office/word/2010/wordprocessingDrawing" xmlns:wp="http://schemas.openxmlformats.org/drawingml/2006/wordprocessingDrawing" xmlns:w10="urn:schemas-microsoft-com:office:word" xmlns:w="http://schemas.openxmlformats.org/wordprocessingml/2006/main" xmlns:w14="http://schemas.microsoft.com/office/word/2010/wordml" xmlns:w15="http://schemas.microsoft.com/office/word/2012/wordml" xmlns:w16se="http://schemas.microsoft.com/office/word/2015/wordml/symex" xmlns:wpg="http://schemas.microsoft.com/office/word/2010/wordprocessingGroup" xmlns:wpi="http://schemas.microsoft.com/office/word/2010/wordprocessingInk" xmlns:wne="http://schemas.microsoft.com/office/word/2006/wordml" xmlns:wps="http://schemas.microsoft.com/office/word/2010/wordprocessingShape" mc:Ignorable="w14 w15 w16se wp14">
+<w:document xmlns:wpc="http://schemas.microsoft.com/office/word/2010/wordprocessingCanvas" xmlns:cx="http://schemas.microsoft.com/office/drawing/2014/chartex" xmlns:mc="http://schemas.openxmlformats.org/markup-compatibility/2006" xmlns:o="urn:schemas-microsoft-com:office:office" xmlns:r="http://schemas.openxmlformats.org/officeDocument/2006/relationships" xmlns:m="http://schemas.openxmlformats.org/officeDocument/2006/math" xmlns:v="urn:schemas-microsoft-com:vml" xmlns:wp14="http://schemas.microsoft.com/office/word/2010/wordprocessingDrawing" xmlns:wp="http://schemas.openxmlformats.org/drawingml/2006/wordprocessingDrawing" xmlns:w10="urn:schemas-microsoft-com:office:word" xmlns:w="http://schemas.openxmlformats.org/wordprocessingml/2006/main" xmlns:w14="http://schemas.microsoft.com/office/word/2010/wordml" xmlns:w15="http://schemas.microsoft.com/office/word/2012/wordml" xmlns:w16se="http://schemas.microsoft.com/office/word/2015/wordml/symex" xmlns:wpg="http://schemas.microsoft.com/office/word/2010/wordprocessingGroup" xmlns:wpi="http://schemas.microsoft.com/office/word/2010/wordprocessingInk" xmlns:wne="http://schemas.microsoft.com/office/word/2006/wordml" xmlns:wps="http://schemas.microsoft.com/office/word/2010/wordprocessingShape" mc:Ignorable="w14 w15 w16se wp14">
   <w:body>
     <w:sdt>
       <w:sdtPr>
@@ -10,11 +10,13 @@
           <w:docPartUnique/>
         </w:docPartObj>
       </w:sdtPr>
+      <w:sdtEndPr/>
       <w:sdtContent>
         <w:p>
           <w:r>
             <w:rPr>
               <w:noProof/>
+              <w:lang w:eastAsia="ja-JP"/>
             </w:rPr>
             <mc:AlternateContent>
               <mc:Choice Requires="wpg">
@@ -626,6 +628,7 @@
                                     <w:dataBinding w:prefixMappings="xmlns:ns0='http://purl.org/dc/elements/1.1/' xmlns:ns1='http://schemas.openxmlformats.org/package/2006/metadata/core-properties' " w:xpath="/ns1:coreProperties[1]/ns0:title[1]" w:storeItemID="{6C3C8BC8-F283-45AE-878A-BAB7291924A1}"/>
                                     <w:text/>
                                   </w:sdtPr>
+                                  <w:sdtEndPr/>
                                   <w:sdtContent>
                                     <w:p>
                                       <w:pPr>
@@ -664,6 +667,7 @@
                                     <w:dataBinding w:prefixMappings="xmlns:ns0='http://purl.org/dc/elements/1.1/' xmlns:ns1='http://schemas.openxmlformats.org/package/2006/metadata/core-properties' " w:xpath="/ns1:coreProperties[1]/ns0:subject[1]" w:storeItemID="{6C3C8BC8-F283-45AE-878A-BAB7291924A1}"/>
                                     <w:text/>
                                   </w:sdtPr>
+                                  <w:sdtEndPr/>
                                   <w:sdtContent>
                                     <w:p>
                                       <w:pPr>
@@ -768,6 +772,7 @@
                               <w:dataBinding w:prefixMappings="xmlns:ns0='http://purl.org/dc/elements/1.1/' xmlns:ns1='http://schemas.openxmlformats.org/package/2006/metadata/core-properties' " w:xpath="/ns1:coreProperties[1]/ns0:title[1]" w:storeItemID="{6C3C8BC8-F283-45AE-878A-BAB7291924A1}"/>
                               <w:text/>
                             </w:sdtPr>
+                            <w:sdtEndPr/>
                             <w:sdtContent>
                               <w:p>
                                 <w:pPr>
@@ -806,6 +811,7 @@
                               <w:dataBinding w:prefixMappings="xmlns:ns0='http://purl.org/dc/elements/1.1/' xmlns:ns1='http://schemas.openxmlformats.org/package/2006/metadata/core-properties' " w:xpath="/ns1:coreProperties[1]/ns0:subject[1]" w:storeItemID="{6C3C8BC8-F283-45AE-878A-BAB7291924A1}"/>
                               <w:text/>
                             </w:sdtPr>
+                            <w:sdtEndPr/>
                             <w:sdtContent>
                               <w:p>
                                 <w:pPr>
@@ -847,6 +853,15 @@
     </w:sdt>
     <w:sdt>
       <w:sdtPr>
+        <w:rPr>
+          <w:rFonts w:asciiTheme="minorHAnsi" w:eastAsiaTheme="minorHAnsi" w:hAnsiTheme="minorHAnsi" w:cstheme="minorBidi"/>
+          <w:b w:val="0"/>
+          <w:color w:val="auto"/>
+          <w:sz w:val="22"/>
+          <w:szCs w:val="22"/>
+          <w:u w:val="none"/>
+          <w:lang w:eastAsia="en-US"/>
+        </w:rPr>
         <w:id w:val="248007014"/>
         <w:docPartObj>
           <w:docPartGallery w:val="Table of Contents"/>
@@ -855,13 +870,7 @@
       </w:sdtPr>
       <w:sdtEndPr>
         <w:rPr>
-          <w:rFonts w:asciiTheme="minorHAnsi" w:eastAsiaTheme="minorHAnsi" w:hAnsiTheme="minorHAnsi" w:cstheme="minorBidi"/>
           <w:bCs/>
-          <w:color w:val="auto"/>
-          <w:sz w:val="22"/>
-          <w:szCs w:val="22"/>
-          <w:u w:val="none"/>
-          <w:lang w:eastAsia="en-US"/>
         </w:rPr>
       </w:sdtEndPr>
       <w:sdtContent>
@@ -870,10 +879,24 @@
             <w:pStyle w:val="TtuloTDC"/>
           </w:pPr>
           <w:r>
-            <w:t>Contenido</w:t>
+            <w:t>Con</w:t>
+          </w:r>
+          <w:bookmarkStart w:id="0" w:name="_GoBack"/>
+          <w:bookmarkEnd w:id="0"/>
+          <w:r>
+            <w:t>tenido</w:t>
           </w:r>
         </w:p>
         <w:p>
+          <w:pPr>
+            <w:pStyle w:val="TDC1"/>
+            <w:tabs>
+              <w:tab w:val="right" w:leader="dot" w:pos="8494"/>
+            </w:tabs>
+            <w:rPr>
+              <w:noProof/>
+            </w:rPr>
+          </w:pPr>
           <w:r>
             <w:fldChar w:fldCharType="begin"/>
           </w:r>
@@ -883,14 +906,475 @@
           <w:r>
             <w:fldChar w:fldCharType="separate"/>
           </w:r>
-          <w:r>
+          <w:hyperlink w:anchor="_Toc216688203" w:history="1">
+            <w:r>
+              <w:rPr>
+                <w:rStyle w:val="Hipervnculo"/>
+                <w:noProof/>
+              </w:rPr>
+              <w:t>DESARROLLO DEL TFG</w:t>
+            </w:r>
+            <w:r>
+              <w:rPr>
+                <w:noProof/>
+                <w:webHidden/>
+              </w:rPr>
+              <w:tab/>
+            </w:r>
+            <w:r>
+              <w:rPr>
+                <w:noProof/>
+                <w:webHidden/>
+              </w:rPr>
+              <w:fldChar w:fldCharType="begin"/>
+            </w:r>
+            <w:r>
+              <w:rPr>
+                <w:noProof/>
+                <w:webHidden/>
+              </w:rPr>
+              <w:instrText xml:space="preserve"> PAGEREF _Toc216688203 \h </w:instrText>
+            </w:r>
+            <w:r>
+              <w:rPr>
+                <w:noProof/>
+                <w:webHidden/>
+              </w:rPr>
+            </w:r>
+            <w:r>
+              <w:rPr>
+                <w:noProof/>
+                <w:webHidden/>
+              </w:rPr>
+              <w:fldChar w:fldCharType="separate"/>
+            </w:r>
+            <w:r>
+              <w:rPr>
+                <w:noProof/>
+                <w:webHidden/>
+              </w:rPr>
+              <w:t>2</w:t>
+            </w:r>
+            <w:r>
+              <w:rPr>
+                <w:noProof/>
+                <w:webHidden/>
+              </w:rPr>
+              <w:fldChar w:fldCharType="end"/>
+            </w:r>
+          </w:hyperlink>
+        </w:p>
+        <w:p>
+          <w:pPr>
+            <w:pStyle w:val="TDC2"/>
+            <w:tabs>
+              <w:tab w:val="left" w:pos="660"/>
+              <w:tab w:val="right" w:leader="dot" w:pos="8494"/>
+            </w:tabs>
             <w:rPr>
-              <w:b/>
-              <w:bCs/>
               <w:noProof/>
             </w:rPr>
-            <w:t>No se encontraron entradas de tabla de contenido.</w:t>
-          </w:r>
+          </w:pPr>
+          <w:hyperlink w:anchor="_Toc216688204" w:history="1">
+            <w:r>
+              <w:rPr>
+                <w:rStyle w:val="Hipervnculo"/>
+                <w:noProof/>
+              </w:rPr>
+              <w:t>1.</w:t>
+            </w:r>
+            <w:r>
+              <w:rPr>
+                <w:noProof/>
+              </w:rPr>
+              <w:tab/>
+            </w:r>
+            <w:r>
+              <w:rPr>
+                <w:rStyle w:val="Hipervnculo"/>
+                <w:noProof/>
+              </w:rPr>
+              <w:t>Resumen del proyecto</w:t>
+            </w:r>
+            <w:r>
+              <w:rPr>
+                <w:noProof/>
+                <w:webHidden/>
+              </w:rPr>
+              <w:tab/>
+            </w:r>
+            <w:r>
+              <w:rPr>
+                <w:noProof/>
+                <w:webHidden/>
+              </w:rPr>
+              <w:fldChar w:fldCharType="begin"/>
+            </w:r>
+            <w:r>
+              <w:rPr>
+                <w:noProof/>
+                <w:webHidden/>
+              </w:rPr>
+              <w:instrText xml:space="preserve"> PAGEREF _Toc216688204 \h </w:instrText>
+            </w:r>
+            <w:r>
+              <w:rPr>
+                <w:noProof/>
+                <w:webHidden/>
+              </w:rPr>
+            </w:r>
+            <w:r>
+              <w:rPr>
+                <w:noProof/>
+                <w:webHidden/>
+              </w:rPr>
+              <w:fldChar w:fldCharType="separate"/>
+            </w:r>
+            <w:r>
+              <w:rPr>
+                <w:noProof/>
+                <w:webHidden/>
+              </w:rPr>
+              <w:t>2</w:t>
+            </w:r>
+            <w:r>
+              <w:rPr>
+                <w:noProof/>
+                <w:webHidden/>
+              </w:rPr>
+              <w:fldChar w:fldCharType="end"/>
+            </w:r>
+          </w:hyperlink>
+        </w:p>
+        <w:p>
+          <w:pPr>
+            <w:pStyle w:val="TDC2"/>
+            <w:tabs>
+              <w:tab w:val="left" w:pos="660"/>
+              <w:tab w:val="right" w:leader="dot" w:pos="8494"/>
+            </w:tabs>
+            <w:rPr>
+              <w:noProof/>
+            </w:rPr>
+          </w:pPr>
+          <w:hyperlink w:anchor="_Toc216688205" w:history="1">
+            <w:r>
+              <w:rPr>
+                <w:rStyle w:val="Hipervnculo"/>
+                <w:noProof/>
+              </w:rPr>
+              <w:t>2.</w:t>
+            </w:r>
+            <w:r>
+              <w:rPr>
+                <w:noProof/>
+              </w:rPr>
+              <w:tab/>
+            </w:r>
+            <w:r>
+              <w:rPr>
+                <w:rStyle w:val="Hipervnculo"/>
+                <w:noProof/>
+              </w:rPr>
+              <w:t>Análisis</w:t>
+            </w:r>
+            <w:r>
+              <w:rPr>
+                <w:noProof/>
+                <w:webHidden/>
+              </w:rPr>
+              <w:tab/>
+            </w:r>
+            <w:r>
+              <w:rPr>
+                <w:noProof/>
+                <w:webHidden/>
+              </w:rPr>
+              <w:fldChar w:fldCharType="begin"/>
+            </w:r>
+            <w:r>
+              <w:rPr>
+                <w:noProof/>
+                <w:webHidden/>
+              </w:rPr>
+              <w:instrText xml:space="preserve"> PAGEREF _Toc216688205 \h </w:instrText>
+            </w:r>
+            <w:r>
+              <w:rPr>
+                <w:noProof/>
+                <w:webHidden/>
+              </w:rPr>
+            </w:r>
+            <w:r>
+              <w:rPr>
+                <w:noProof/>
+                <w:webHidden/>
+              </w:rPr>
+              <w:fldChar w:fldCharType="separate"/>
+            </w:r>
+            <w:r>
+              <w:rPr>
+                <w:noProof/>
+                <w:webHidden/>
+              </w:rPr>
+              <w:t>2</w:t>
+            </w:r>
+            <w:r>
+              <w:rPr>
+                <w:noProof/>
+                <w:webHidden/>
+              </w:rPr>
+              <w:fldChar w:fldCharType="end"/>
+            </w:r>
+          </w:hyperlink>
+        </w:p>
+        <w:p>
+          <w:pPr>
+            <w:pStyle w:val="TDC2"/>
+            <w:tabs>
+              <w:tab w:val="left" w:pos="660"/>
+              <w:tab w:val="right" w:leader="dot" w:pos="8494"/>
+            </w:tabs>
+            <w:rPr>
+              <w:noProof/>
+            </w:rPr>
+          </w:pPr>
+          <w:hyperlink w:anchor="_Toc216688206" w:history="1">
+            <w:r>
+              <w:rPr>
+                <w:rStyle w:val="Hipervnculo"/>
+                <w:noProof/>
+              </w:rPr>
+              <w:t>3.</w:t>
+            </w:r>
+            <w:r>
+              <w:rPr>
+                <w:noProof/>
+              </w:rPr>
+              <w:tab/>
+            </w:r>
+            <w:r>
+              <w:rPr>
+                <w:rStyle w:val="Hipervnculo"/>
+                <w:noProof/>
+              </w:rPr>
+              <w:t>Diseño</w:t>
+            </w:r>
+            <w:r>
+              <w:rPr>
+                <w:noProof/>
+                <w:webHidden/>
+              </w:rPr>
+              <w:tab/>
+            </w:r>
+            <w:r>
+              <w:rPr>
+                <w:noProof/>
+                <w:webHidden/>
+              </w:rPr>
+              <w:fldChar w:fldCharType="begin"/>
+            </w:r>
+            <w:r>
+              <w:rPr>
+                <w:noProof/>
+                <w:webHidden/>
+              </w:rPr>
+              <w:instrText xml:space="preserve"> PAGEREF _Toc216688206 \h </w:instrText>
+            </w:r>
+            <w:r>
+              <w:rPr>
+                <w:noProof/>
+                <w:webHidden/>
+              </w:rPr>
+            </w:r>
+            <w:r>
+              <w:rPr>
+                <w:noProof/>
+                <w:webHidden/>
+              </w:rPr>
+              <w:fldChar w:fldCharType="separate"/>
+            </w:r>
+            <w:r>
+              <w:rPr>
+                <w:noProof/>
+                <w:webHidden/>
+              </w:rPr>
+              <w:t>2</w:t>
+            </w:r>
+            <w:r>
+              <w:rPr>
+                <w:noProof/>
+                <w:webHidden/>
+              </w:rPr>
+              <w:fldChar w:fldCharType="end"/>
+            </w:r>
+          </w:hyperlink>
+        </w:p>
+        <w:p>
+          <w:pPr>
+            <w:pStyle w:val="TDC2"/>
+            <w:tabs>
+              <w:tab w:val="left" w:pos="660"/>
+              <w:tab w:val="right" w:leader="dot" w:pos="8494"/>
+            </w:tabs>
+            <w:rPr>
+              <w:noProof/>
+            </w:rPr>
+          </w:pPr>
+          <w:hyperlink w:anchor="_Toc216688207" w:history="1">
+            <w:r>
+              <w:rPr>
+                <w:rStyle w:val="Hipervnculo"/>
+                <w:noProof/>
+              </w:rPr>
+              <w:t>4.</w:t>
+            </w:r>
+            <w:r>
+              <w:rPr>
+                <w:noProof/>
+              </w:rPr>
+              <w:tab/>
+            </w:r>
+            <w:r>
+              <w:rPr>
+                <w:rStyle w:val="Hipervnculo"/>
+                <w:noProof/>
+              </w:rPr>
+              <w:t>Diagrama de casos de uso</w:t>
+            </w:r>
+            <w:r>
+              <w:rPr>
+                <w:noProof/>
+                <w:webHidden/>
+              </w:rPr>
+              <w:tab/>
+            </w:r>
+            <w:r>
+              <w:rPr>
+                <w:noProof/>
+                <w:webHidden/>
+              </w:rPr>
+              <w:fldChar w:fldCharType="begin"/>
+            </w:r>
+            <w:r>
+              <w:rPr>
+                <w:noProof/>
+                <w:webHidden/>
+              </w:rPr>
+              <w:instrText xml:space="preserve"> PAGEREF _Toc216688207 \h </w:instrText>
+            </w:r>
+            <w:r>
+              <w:rPr>
+                <w:noProof/>
+                <w:webHidden/>
+              </w:rPr>
+            </w:r>
+            <w:r>
+              <w:rPr>
+                <w:noProof/>
+                <w:webHidden/>
+              </w:rPr>
+              <w:fldChar w:fldCharType="separate"/>
+            </w:r>
+            <w:r>
+              <w:rPr>
+                <w:noProof/>
+                <w:webHidden/>
+              </w:rPr>
+              <w:t>3</w:t>
+            </w:r>
+            <w:r>
+              <w:rPr>
+                <w:noProof/>
+                <w:webHidden/>
+              </w:rPr>
+              <w:fldChar w:fldCharType="end"/>
+            </w:r>
+          </w:hyperlink>
+        </w:p>
+        <w:p>
+          <w:pPr>
+            <w:pStyle w:val="TDC2"/>
+            <w:tabs>
+              <w:tab w:val="left" w:pos="660"/>
+              <w:tab w:val="right" w:leader="dot" w:pos="8494"/>
+            </w:tabs>
+            <w:rPr>
+              <w:noProof/>
+            </w:rPr>
+          </w:pPr>
+          <w:hyperlink w:anchor="_Toc216688208" w:history="1">
+            <w:r>
+              <w:rPr>
+                <w:rStyle w:val="Hipervnculo"/>
+                <w:noProof/>
+              </w:rPr>
+              <w:t>5.</w:t>
+            </w:r>
+            <w:r>
+              <w:rPr>
+                <w:noProof/>
+              </w:rPr>
+              <w:tab/>
+            </w:r>
+            <w:r>
+              <w:rPr>
+                <w:rStyle w:val="Hipervnculo"/>
+                <w:noProof/>
+              </w:rPr>
+              <w:t>Diagrama de entidad relación</w:t>
+            </w:r>
+            <w:r>
+              <w:rPr>
+                <w:noProof/>
+                <w:webHidden/>
+              </w:rPr>
+              <w:tab/>
+            </w:r>
+            <w:r>
+              <w:rPr>
+                <w:noProof/>
+                <w:webHidden/>
+              </w:rPr>
+              <w:fldChar w:fldCharType="begin"/>
+            </w:r>
+            <w:r>
+              <w:rPr>
+                <w:noProof/>
+                <w:webHidden/>
+              </w:rPr>
+              <w:instrText xml:space="preserve"> PAGEREF _Toc216688208 \h </w:instrText>
+            </w:r>
+            <w:r>
+              <w:rPr>
+                <w:noProof/>
+                <w:webHidden/>
+              </w:rPr>
+            </w:r>
+            <w:r>
+              <w:rPr>
+                <w:noProof/>
+                <w:webHidden/>
+              </w:rPr>
+              <w:fldChar w:fldCharType="separate"/>
+            </w:r>
+            <w:r>
+              <w:rPr>
+                <w:noProof/>
+                <w:webHidden/>
+              </w:rPr>
+              <w:t>4</w:t>
+            </w:r>
+            <w:r>
+              <w:rPr>
+                <w:noProof/>
+                <w:webHidden/>
+              </w:rPr>
+              <w:fldChar w:fldCharType="end"/>
+            </w:r>
+          </w:hyperlink>
+        </w:p>
+        <w:p>
           <w:r>
             <w:rPr>
               <w:b/>
@@ -910,21 +1394,27 @@
       <w:pPr>
         <w:pStyle w:val="Ttulo1"/>
       </w:pPr>
+      <w:bookmarkStart w:id="1" w:name="_Toc216688203"/>
       <w:r>
         <w:lastRenderedPageBreak/>
         <w:t>DESARROLLO DEL TFG</w:t>
       </w:r>
+      <w:bookmarkEnd w:id="1"/>
     </w:p>
-    <w:p/>
     <w:p>
       <w:pPr>
         <w:pStyle w:val="Ttulo2"/>
+        <w:numPr>
+          <w:ilvl w:val="0"/>
+          <w:numId w:val="9"/>
+        </w:numPr>
         <w:rPr>
           <w:rStyle w:val="Textoennegrita"/>
           <w:b/>
           <w:bCs w:val="0"/>
         </w:rPr>
       </w:pPr>
+      <w:bookmarkStart w:id="2" w:name="_Toc216688204"/>
       <w:r>
         <w:rPr>
           <w:rStyle w:val="Textoennegrita"/>
@@ -933,6 +1423,7 @@
         </w:rPr>
         <w:t>Resumen del proyecto</w:t>
       </w:r>
+      <w:bookmarkEnd w:id="2"/>
     </w:p>
     <w:p>
       <w:r>
@@ -943,10 +1434,16 @@
     <w:p>
       <w:pPr>
         <w:pStyle w:val="Ttulo2"/>
-      </w:pPr>
+        <w:numPr>
+          <w:ilvl w:val="0"/>
+          <w:numId w:val="9"/>
+        </w:numPr>
+      </w:pPr>
+      <w:bookmarkStart w:id="3" w:name="_Toc216688205"/>
       <w:r>
         <w:t>Análisis</w:t>
       </w:r>
+      <w:bookmarkEnd w:id="3"/>
     </w:p>
     <w:p>
       <w:r>
@@ -1114,10 +1611,16 @@
     <w:p>
       <w:pPr>
         <w:pStyle w:val="Ttulo2"/>
-      </w:pPr>
-      <w:r>
-        <w:t>3. Diseño</w:t>
-      </w:r>
+        <w:numPr>
+          <w:ilvl w:val="0"/>
+          <w:numId w:val="9"/>
+        </w:numPr>
+      </w:pPr>
+      <w:bookmarkStart w:id="4" w:name="_Toc216688206"/>
+      <w:r>
+        <w:t>Diseño</w:t>
+      </w:r>
+      <w:bookmarkEnd w:id="4"/>
     </w:p>
     <w:p>
       <w:r>
@@ -1131,27 +1634,26 @@
       </w:r>
     </w:p>
     <w:p>
+      <w:pPr>
+        <w:rPr>
+          <w:lang w:val="en-US"/>
+        </w:rPr>
+      </w:pPr>
       <w:r>
         <w:rPr>
           <w:rStyle w:val="Textoennegrita"/>
+          <w:lang w:val="en-US"/>
         </w:rPr>
         <w:t>Framework/UI</w:t>
       </w:r>
       <w:r>
-        <w:t xml:space="preserve">: Android SDK con XML para </w:t>
-      </w:r>
-      <w:proofErr w:type="spellStart"/>
-      <w:r>
-        <w:t>layouts</w:t>
-      </w:r>
-      <w:proofErr w:type="spellEnd"/>
-      <w:r>
-        <w:t>.</w:t>
+        <w:rPr>
+          <w:lang w:val="en-US"/>
+        </w:rPr>
+        <w:t>: Android SDK con XML para layouts.</w:t>
       </w:r>
     </w:p>
     <w:p>
-      <w:bookmarkStart w:id="0" w:name="_GoBack"/>
-      <w:bookmarkEnd w:id="0"/>
       <w:r>
         <w:rPr>
           <w:rStyle w:val="Textoennegrita"/>
@@ -1197,10 +1699,233 @@
         <w:t>/GitHub.</w:t>
       </w:r>
     </w:p>
+    <w:p/>
+    <w:p/>
+    <w:p/>
+    <w:p/>
+    <w:p/>
+    <w:p/>
     <w:p>
       <w:pPr>
         <w:pStyle w:val="Ttulo2"/>
-      </w:pPr>
+        <w:numPr>
+          <w:ilvl w:val="0"/>
+          <w:numId w:val="9"/>
+        </w:numPr>
+      </w:pPr>
+      <w:bookmarkStart w:id="5" w:name="_Toc216688207"/>
+      <w:r>
+        <w:lastRenderedPageBreak/>
+        <w:t>Diagrama de casos de uso</w:t>
+      </w:r>
+      <w:bookmarkEnd w:id="5"/>
+    </w:p>
+    <w:p>
+      <w:pPr>
+        <w:spacing w:before="100" w:beforeAutospacing="1" w:after="100" w:afterAutospacing="1" w:line="240" w:lineRule="auto"/>
+        <w:rPr>
+          <w:rFonts w:ascii="Times New Roman" w:eastAsia="Times New Roman" w:hAnsi="Times New Roman" w:cs="Times New Roman"/>
+          <w:sz w:val="24"/>
+          <w:szCs w:val="24"/>
+          <w:lang w:eastAsia="ja-JP"/>
+        </w:rPr>
+      </w:pPr>
+      <w:r>
+        <w:rPr>
+          <w:noProof/>
+          <w:lang w:eastAsia="ja-JP"/>
+        </w:rPr>
+        <w:drawing>
+          <wp:inline distT="0" distB="0" distL="0" distR="0" wp14:anchorId="45518C48" wp14:editId="647F6D69">
+            <wp:extent cx="5372100" cy="5372100"/>
+            <wp:effectExtent l="0" t="0" r="0" b="0"/>
+            <wp:docPr id="2" name="Imagen 2" descr="C:\Users\Usuario\Downloads\casosdeuso.png"/>
+            <wp:cNvGraphicFramePr>
+              <a:graphicFrameLocks xmlns:a="http://schemas.openxmlformats.org/drawingml/2006/main" noChangeAspect="1"/>
+            </wp:cNvGraphicFramePr>
+            <a:graphic xmlns:a="http://schemas.openxmlformats.org/drawingml/2006/main">
+              <a:graphicData uri="http://schemas.openxmlformats.org/drawingml/2006/picture">
+                <pic:pic xmlns:pic="http://schemas.openxmlformats.org/drawingml/2006/picture">
+                  <pic:nvPicPr>
+                    <pic:cNvPr id="0" name="Picture 1" descr="C:\Users\Usuario\Downloads\casosdeuso.png"/>
+                    <pic:cNvPicPr>
+                      <a:picLocks noChangeAspect="1" noChangeArrowheads="1"/>
+                    </pic:cNvPicPr>
+                  </pic:nvPicPr>
+                  <pic:blipFill>
+                    <a:blip r:embed="rId6">
+                      <a:extLst>
+                        <a:ext uri="{28A0092B-C50C-407E-A947-70E740481C1C}">
+                          <a14:useLocalDpi xmlns:a14="http://schemas.microsoft.com/office/drawing/2010/main" val="0"/>
+                        </a:ext>
+                      </a:extLst>
+                    </a:blip>
+                    <a:srcRect/>
+                    <a:stretch>
+                      <a:fillRect/>
+                    </a:stretch>
+                  </pic:blipFill>
+                  <pic:spPr bwMode="auto">
+                    <a:xfrm>
+                      <a:off x="0" y="0"/>
+                      <a:ext cx="5372100" cy="5372100"/>
+                    </a:xfrm>
+                    <a:prstGeom prst="rect">
+                      <a:avLst/>
+                    </a:prstGeom>
+                    <a:noFill/>
+                    <a:ln>
+                      <a:noFill/>
+                    </a:ln>
+                  </pic:spPr>
+                </pic:pic>
+              </a:graphicData>
+            </a:graphic>
+          </wp:inline>
+        </w:drawing>
+      </w:r>
+    </w:p>
+    <w:p>
+      <w:pPr>
+        <w:spacing w:before="100" w:beforeAutospacing="1" w:after="100" w:afterAutospacing="1" w:line="240" w:lineRule="auto"/>
+        <w:rPr>
+          <w:rFonts w:ascii="Times New Roman" w:eastAsia="Times New Roman" w:hAnsi="Times New Roman" w:cs="Times New Roman"/>
+          <w:sz w:val="24"/>
+          <w:szCs w:val="24"/>
+          <w:lang w:eastAsia="ja-JP"/>
+        </w:rPr>
+      </w:pPr>
+    </w:p>
+    <w:p>
+      <w:pPr>
+        <w:spacing w:before="100" w:beforeAutospacing="1" w:after="100" w:afterAutospacing="1" w:line="240" w:lineRule="auto"/>
+        <w:rPr>
+          <w:rFonts w:ascii="Times New Roman" w:eastAsia="Times New Roman" w:hAnsi="Times New Roman" w:cs="Times New Roman"/>
+          <w:sz w:val="24"/>
+          <w:szCs w:val="24"/>
+          <w:lang w:eastAsia="ja-JP"/>
+        </w:rPr>
+      </w:pPr>
+    </w:p>
+    <w:p>
+      <w:pPr>
+        <w:spacing w:before="100" w:beforeAutospacing="1" w:after="100" w:afterAutospacing="1" w:line="240" w:lineRule="auto"/>
+        <w:rPr>
+          <w:rFonts w:ascii="Times New Roman" w:eastAsia="Times New Roman" w:hAnsi="Times New Roman" w:cs="Times New Roman"/>
+          <w:sz w:val="24"/>
+          <w:szCs w:val="24"/>
+          <w:lang w:eastAsia="ja-JP"/>
+        </w:rPr>
+      </w:pPr>
+    </w:p>
+    <w:p>
+      <w:pPr>
+        <w:spacing w:before="100" w:beforeAutospacing="1" w:after="100" w:afterAutospacing="1" w:line="240" w:lineRule="auto"/>
+        <w:rPr>
+          <w:rFonts w:ascii="Times New Roman" w:eastAsia="Times New Roman" w:hAnsi="Times New Roman" w:cs="Times New Roman"/>
+          <w:sz w:val="24"/>
+          <w:szCs w:val="24"/>
+          <w:lang w:eastAsia="ja-JP"/>
+        </w:rPr>
+      </w:pPr>
+    </w:p>
+    <w:p>
+      <w:pPr>
+        <w:spacing w:before="100" w:beforeAutospacing="1" w:after="100" w:afterAutospacing="1" w:line="240" w:lineRule="auto"/>
+        <w:rPr>
+          <w:rFonts w:ascii="Times New Roman" w:eastAsia="Times New Roman" w:hAnsi="Times New Roman" w:cs="Times New Roman"/>
+          <w:sz w:val="24"/>
+          <w:szCs w:val="24"/>
+          <w:lang w:eastAsia="ja-JP"/>
+        </w:rPr>
+      </w:pPr>
+    </w:p>
+    <w:p>
+      <w:pPr>
+        <w:spacing w:before="100" w:beforeAutospacing="1" w:after="100" w:afterAutospacing="1" w:line="240" w:lineRule="auto"/>
+        <w:rPr>
+          <w:rFonts w:ascii="Times New Roman" w:eastAsia="Times New Roman" w:hAnsi="Times New Roman" w:cs="Times New Roman"/>
+          <w:sz w:val="24"/>
+          <w:szCs w:val="24"/>
+          <w:lang w:eastAsia="ja-JP"/>
+        </w:rPr>
+      </w:pPr>
+    </w:p>
+    <w:p>
+      <w:pPr>
+        <w:spacing w:before="100" w:beforeAutospacing="1" w:after="100" w:afterAutospacing="1" w:line="240" w:lineRule="auto"/>
+        <w:rPr>
+          <w:rFonts w:ascii="Times New Roman" w:eastAsia="Times New Roman" w:hAnsi="Times New Roman" w:cs="Times New Roman"/>
+          <w:sz w:val="24"/>
+          <w:szCs w:val="24"/>
+          <w:lang w:eastAsia="ja-JP"/>
+        </w:rPr>
+      </w:pPr>
+    </w:p>
+    <w:p>
+      <w:pPr>
+        <w:spacing w:before="100" w:beforeAutospacing="1" w:after="100" w:afterAutospacing="1" w:line="240" w:lineRule="auto"/>
+        <w:rPr>
+          <w:rFonts w:ascii="Times New Roman" w:eastAsia="Times New Roman" w:hAnsi="Times New Roman" w:cs="Times New Roman"/>
+          <w:sz w:val="24"/>
+          <w:szCs w:val="24"/>
+          <w:lang w:eastAsia="ja-JP"/>
+        </w:rPr>
+      </w:pPr>
+    </w:p>
+    <w:p>
+      <w:pPr>
+        <w:pStyle w:val="Ttulo2"/>
+        <w:numPr>
+          <w:ilvl w:val="0"/>
+          <w:numId w:val="9"/>
+        </w:numPr>
+      </w:pPr>
+      <w:bookmarkStart w:id="6" w:name="_Toc216688208"/>
+      <w:r>
+        <w:lastRenderedPageBreak/>
+        <w:t>Diagrama de entidad relación</w:t>
+      </w:r>
+      <w:bookmarkEnd w:id="6"/>
+    </w:p>
+    <w:p>
+      <w:r>
+        <w:drawing>
+          <wp:inline distT="0" distB="0" distL="0" distR="0" wp14:anchorId="15270261" wp14:editId="62E99BD8">
+            <wp:extent cx="5400040" cy="4772660"/>
+            <wp:effectExtent l="0" t="0" r="0" b="8890"/>
+            <wp:docPr id="1" name="Imagen 1"/>
+            <wp:cNvGraphicFramePr>
+              <a:graphicFrameLocks xmlns:a="http://schemas.openxmlformats.org/drawingml/2006/main" noChangeAspect="1"/>
+            </wp:cNvGraphicFramePr>
+            <a:graphic xmlns:a="http://schemas.openxmlformats.org/drawingml/2006/main">
+              <a:graphicData uri="http://schemas.openxmlformats.org/drawingml/2006/picture">
+                <pic:pic xmlns:pic="http://schemas.openxmlformats.org/drawingml/2006/picture">
+                  <pic:nvPicPr>
+                    <pic:cNvPr id="1" name=""/>
+                    <pic:cNvPicPr/>
+                  </pic:nvPicPr>
+                  <pic:blipFill>
+                    <a:blip r:embed="rId7"/>
+                    <a:stretch>
+                      <a:fillRect/>
+                    </a:stretch>
+                  </pic:blipFill>
+                  <pic:spPr>
+                    <a:xfrm>
+                      <a:off x="0" y="0"/>
+                      <a:ext cx="5400040" cy="4772660"/>
+                    </a:xfrm>
+                    <a:prstGeom prst="rect">
+                      <a:avLst/>
+                    </a:prstGeom>
+                  </pic:spPr>
+                </pic:pic>
+              </a:graphicData>
+            </a:graphic>
+          </wp:inline>
+        </w:drawing>
+      </w:r>
     </w:p>
     <w:sectPr>
       <w:pgSz w:w="11906" w:h="16838"/>
@@ -1215,7 +1940,7 @@
 </file>
 
 <file path=word/numbering.xml><?xml version="1.0" encoding="utf-8"?>
-<w:numbering xmlns:wpc="http://schemas.microsoft.com/office/word/2010/wordprocessingCanvas" xmlns:cx="http://schemas.microsoft.com/office/drawing/2014/chartex" xmlns:cx1="http://schemas.microsoft.com/office/drawing/2015/9/8/chartex" xmlns:mc="http://schemas.openxmlformats.org/markup-compatibility/2006" xmlns:o="urn:schemas-microsoft-com:office:office" xmlns:r="http://schemas.openxmlformats.org/officeDocument/2006/relationships" xmlns:m="http://schemas.openxmlformats.org/officeDocument/2006/math" xmlns:v="urn:schemas-microsoft-com:vml" xmlns:wp14="http://schemas.microsoft.com/office/word/2010/wordprocessingDrawing" xmlns:wp="http://schemas.openxmlformats.org/drawingml/2006/wordprocessingDrawing" xmlns:w10="urn:schemas-microsoft-com:office:word" xmlns:w="http://schemas.openxmlformats.org/wordprocessingml/2006/main" xmlns:w14="http://schemas.microsoft.com/office/word/2010/wordml" xmlns:w15="http://schemas.microsoft.com/office/word/2012/wordml" xmlns:w16se="http://schemas.microsoft.com/office/word/2015/wordml/symex" xmlns:wpg="http://schemas.microsoft.com/office/word/2010/wordprocessingGroup" xmlns:wpi="http://schemas.microsoft.com/office/word/2010/wordprocessingInk" xmlns:wne="http://schemas.microsoft.com/office/word/2006/wordml" xmlns:wps="http://schemas.microsoft.com/office/word/2010/wordprocessingShape" mc:Ignorable="w14 w15 w16se wp14">
+<w:numbering xmlns:wpc="http://schemas.microsoft.com/office/word/2010/wordprocessingCanvas" xmlns:cx="http://schemas.microsoft.com/office/drawing/2014/chartex" xmlns:mc="http://schemas.openxmlformats.org/markup-compatibility/2006" xmlns:o="urn:schemas-microsoft-com:office:office" xmlns:r="http://schemas.openxmlformats.org/officeDocument/2006/relationships" xmlns:m="http://schemas.openxmlformats.org/officeDocument/2006/math" xmlns:v="urn:schemas-microsoft-com:vml" xmlns:wp14="http://schemas.microsoft.com/office/word/2010/wordprocessingDrawing" xmlns:wp="http://schemas.openxmlformats.org/drawingml/2006/wordprocessingDrawing" xmlns:w10="urn:schemas-microsoft-com:office:word" xmlns:w="http://schemas.openxmlformats.org/wordprocessingml/2006/main" xmlns:w14="http://schemas.microsoft.com/office/word/2010/wordml" xmlns:w15="http://schemas.microsoft.com/office/word/2012/wordml" xmlns:w16se="http://schemas.microsoft.com/office/word/2015/wordml/symex" xmlns:wpg="http://schemas.microsoft.com/office/word/2010/wordprocessingGroup" xmlns:wpi="http://schemas.microsoft.com/office/word/2010/wordprocessingInk" xmlns:wne="http://schemas.microsoft.com/office/word/2006/wordml" xmlns:wps="http://schemas.microsoft.com/office/word/2010/wordprocessingShape" mc:Ignorable="w14 w15 w16se wp14">
   <w:abstractNum w:abstractNumId="0" w15:restartNumberingAfterBreak="0">
     <w:nsid w:val="12DA763F"/>
     <w:multiLevelType w:val="multilevel"/>
@@ -1366,6 +2091,178 @@
     </w:lvl>
   </w:abstractNum>
   <w:abstractNum w:abstractNumId="1" w15:restartNumberingAfterBreak="0">
+    <w:nsid w:val="263E5BC3"/>
+    <w:multiLevelType w:val="hybridMultilevel"/>
+    <w:tmpl w:val="2D661116"/>
+    <w:lvl w:ilvl="0" w:tplc="0C0A000F">
+      <w:start w:val="1"/>
+      <w:numFmt w:val="decimal"/>
+      <w:lvlText w:val="%1."/>
+      <w:lvlJc w:val="left"/>
+      <w:pPr>
+        <w:ind w:left="720" w:hanging="360"/>
+      </w:pPr>
+    </w:lvl>
+    <w:lvl w:ilvl="1" w:tplc="0C0A0019" w:tentative="1">
+      <w:start w:val="1"/>
+      <w:numFmt w:val="lowerLetter"/>
+      <w:lvlText w:val="%2."/>
+      <w:lvlJc w:val="left"/>
+      <w:pPr>
+        <w:ind w:left="1440" w:hanging="360"/>
+      </w:pPr>
+    </w:lvl>
+    <w:lvl w:ilvl="2" w:tplc="0C0A001B" w:tentative="1">
+      <w:start w:val="1"/>
+      <w:numFmt w:val="lowerRoman"/>
+      <w:lvlText w:val="%3."/>
+      <w:lvlJc w:val="right"/>
+      <w:pPr>
+        <w:ind w:left="2160" w:hanging="180"/>
+      </w:pPr>
+    </w:lvl>
+    <w:lvl w:ilvl="3" w:tplc="0C0A000F" w:tentative="1">
+      <w:start w:val="1"/>
+      <w:numFmt w:val="decimal"/>
+      <w:lvlText w:val="%4."/>
+      <w:lvlJc w:val="left"/>
+      <w:pPr>
+        <w:ind w:left="2880" w:hanging="360"/>
+      </w:pPr>
+    </w:lvl>
+    <w:lvl w:ilvl="4" w:tplc="0C0A0019" w:tentative="1">
+      <w:start w:val="1"/>
+      <w:numFmt w:val="lowerLetter"/>
+      <w:lvlText w:val="%5."/>
+      <w:lvlJc w:val="left"/>
+      <w:pPr>
+        <w:ind w:left="3600" w:hanging="360"/>
+      </w:pPr>
+    </w:lvl>
+    <w:lvl w:ilvl="5" w:tplc="0C0A001B" w:tentative="1">
+      <w:start w:val="1"/>
+      <w:numFmt w:val="lowerRoman"/>
+      <w:lvlText w:val="%6."/>
+      <w:lvlJc w:val="right"/>
+      <w:pPr>
+        <w:ind w:left="4320" w:hanging="180"/>
+      </w:pPr>
+    </w:lvl>
+    <w:lvl w:ilvl="6" w:tplc="0C0A000F" w:tentative="1">
+      <w:start w:val="1"/>
+      <w:numFmt w:val="decimal"/>
+      <w:lvlText w:val="%7."/>
+      <w:lvlJc w:val="left"/>
+      <w:pPr>
+        <w:ind w:left="5040" w:hanging="360"/>
+      </w:pPr>
+    </w:lvl>
+    <w:lvl w:ilvl="7" w:tplc="0C0A0019" w:tentative="1">
+      <w:start w:val="1"/>
+      <w:numFmt w:val="lowerLetter"/>
+      <w:lvlText w:val="%8."/>
+      <w:lvlJc w:val="left"/>
+      <w:pPr>
+        <w:ind w:left="5760" w:hanging="360"/>
+      </w:pPr>
+    </w:lvl>
+    <w:lvl w:ilvl="8" w:tplc="0C0A001B" w:tentative="1">
+      <w:start w:val="1"/>
+      <w:numFmt w:val="lowerRoman"/>
+      <w:lvlText w:val="%9."/>
+      <w:lvlJc w:val="right"/>
+      <w:pPr>
+        <w:ind w:left="6480" w:hanging="180"/>
+      </w:pPr>
+    </w:lvl>
+  </w:abstractNum>
+  <w:abstractNum w:abstractNumId="2" w15:restartNumberingAfterBreak="0">
+    <w:nsid w:val="2641424E"/>
+    <w:multiLevelType w:val="hybridMultilevel"/>
+    <w:tmpl w:val="FB94F728"/>
+    <w:lvl w:ilvl="0" w:tplc="0C0A000F">
+      <w:start w:val="1"/>
+      <w:numFmt w:val="decimal"/>
+      <w:lvlText w:val="%1."/>
+      <w:lvlJc w:val="left"/>
+      <w:pPr>
+        <w:ind w:left="720" w:hanging="360"/>
+      </w:pPr>
+    </w:lvl>
+    <w:lvl w:ilvl="1" w:tplc="0C0A0019" w:tentative="1">
+      <w:start w:val="1"/>
+      <w:numFmt w:val="lowerLetter"/>
+      <w:lvlText w:val="%2."/>
+      <w:lvlJc w:val="left"/>
+      <w:pPr>
+        <w:ind w:left="1440" w:hanging="360"/>
+      </w:pPr>
+    </w:lvl>
+    <w:lvl w:ilvl="2" w:tplc="0C0A001B" w:tentative="1">
+      <w:start w:val="1"/>
+      <w:numFmt w:val="lowerRoman"/>
+      <w:lvlText w:val="%3."/>
+      <w:lvlJc w:val="right"/>
+      <w:pPr>
+        <w:ind w:left="2160" w:hanging="180"/>
+      </w:pPr>
+    </w:lvl>
+    <w:lvl w:ilvl="3" w:tplc="0C0A000F" w:tentative="1">
+      <w:start w:val="1"/>
+      <w:numFmt w:val="decimal"/>
+      <w:lvlText w:val="%4."/>
+      <w:lvlJc w:val="left"/>
+      <w:pPr>
+        <w:ind w:left="2880" w:hanging="360"/>
+      </w:pPr>
+    </w:lvl>
+    <w:lvl w:ilvl="4" w:tplc="0C0A0019" w:tentative="1">
+      <w:start w:val="1"/>
+      <w:numFmt w:val="lowerLetter"/>
+      <w:lvlText w:val="%5."/>
+      <w:lvlJc w:val="left"/>
+      <w:pPr>
+        <w:ind w:left="3600" w:hanging="360"/>
+      </w:pPr>
+    </w:lvl>
+    <w:lvl w:ilvl="5" w:tplc="0C0A001B" w:tentative="1">
+      <w:start w:val="1"/>
+      <w:numFmt w:val="lowerRoman"/>
+      <w:lvlText w:val="%6."/>
+      <w:lvlJc w:val="right"/>
+      <w:pPr>
+        <w:ind w:left="4320" w:hanging="180"/>
+      </w:pPr>
+    </w:lvl>
+    <w:lvl w:ilvl="6" w:tplc="0C0A000F" w:tentative="1">
+      <w:start w:val="1"/>
+      <w:numFmt w:val="decimal"/>
+      <w:lvlText w:val="%7."/>
+      <w:lvlJc w:val="left"/>
+      <w:pPr>
+        <w:ind w:left="5040" w:hanging="360"/>
+      </w:pPr>
+    </w:lvl>
+    <w:lvl w:ilvl="7" w:tplc="0C0A0019" w:tentative="1">
+      <w:start w:val="1"/>
+      <w:numFmt w:val="lowerLetter"/>
+      <w:lvlText w:val="%8."/>
+      <w:lvlJc w:val="left"/>
+      <w:pPr>
+        <w:ind w:left="5760" w:hanging="360"/>
+      </w:pPr>
+    </w:lvl>
+    <w:lvl w:ilvl="8" w:tplc="0C0A001B" w:tentative="1">
+      <w:start w:val="1"/>
+      <w:numFmt w:val="lowerRoman"/>
+      <w:lvlText w:val="%9."/>
+      <w:lvlJc w:val="right"/>
+      <w:pPr>
+        <w:ind w:left="6480" w:hanging="180"/>
+      </w:pPr>
+    </w:lvl>
+  </w:abstractNum>
+  <w:abstractNum w:abstractNumId="3" w15:restartNumberingAfterBreak="0">
     <w:nsid w:val="26943A7F"/>
     <w:multiLevelType w:val="multilevel"/>
     <w:tmpl w:val="A4F6E51E"/>
@@ -1514,7 +2411,7 @@
       </w:rPr>
     </w:lvl>
   </w:abstractNum>
-  <w:abstractNum w:abstractNumId="2" w15:restartNumberingAfterBreak="0">
+  <w:abstractNum w:abstractNumId="4" w15:restartNumberingAfterBreak="0">
     <w:nsid w:val="273F5ABB"/>
     <w:multiLevelType w:val="multilevel"/>
     <w:tmpl w:val="EE20F9B8"/>
@@ -1663,7 +2560,7 @@
       </w:rPr>
     </w:lvl>
   </w:abstractNum>
-  <w:abstractNum w:abstractNumId="3" w15:restartNumberingAfterBreak="0">
+  <w:abstractNum w:abstractNumId="5" w15:restartNumberingAfterBreak="0">
     <w:nsid w:val="370213DA"/>
     <w:multiLevelType w:val="multilevel"/>
     <w:tmpl w:val="8A8EE114"/>
@@ -1812,7 +2709,7 @@
       </w:rPr>
     </w:lvl>
   </w:abstractNum>
-  <w:abstractNum w:abstractNumId="4" w15:restartNumberingAfterBreak="0">
+  <w:abstractNum w:abstractNumId="6" w15:restartNumberingAfterBreak="0">
     <w:nsid w:val="46211865"/>
     <w:multiLevelType w:val="multilevel"/>
     <w:tmpl w:val="44E2EE52"/>
@@ -1959,22 +2856,206 @@
         <w:rFonts w:ascii="Wingdings" w:hAnsi="Wingdings" w:hint="default"/>
         <w:sz w:val="20"/>
       </w:rPr>
+    </w:lvl>
+  </w:abstractNum>
+  <w:abstractNum w:abstractNumId="7" w15:restartNumberingAfterBreak="0">
+    <w:nsid w:val="6DD726EB"/>
+    <w:multiLevelType w:val="hybridMultilevel"/>
+    <w:tmpl w:val="6E04E806"/>
+    <w:lvl w:ilvl="0" w:tplc="0C0A000F">
+      <w:start w:val="1"/>
+      <w:numFmt w:val="decimal"/>
+      <w:lvlText w:val="%1."/>
+      <w:lvlJc w:val="left"/>
+      <w:pPr>
+        <w:ind w:left="720" w:hanging="360"/>
+      </w:pPr>
+    </w:lvl>
+    <w:lvl w:ilvl="1" w:tplc="0C0A0019" w:tentative="1">
+      <w:start w:val="1"/>
+      <w:numFmt w:val="lowerLetter"/>
+      <w:lvlText w:val="%2."/>
+      <w:lvlJc w:val="left"/>
+      <w:pPr>
+        <w:ind w:left="1440" w:hanging="360"/>
+      </w:pPr>
+    </w:lvl>
+    <w:lvl w:ilvl="2" w:tplc="0C0A001B" w:tentative="1">
+      <w:start w:val="1"/>
+      <w:numFmt w:val="lowerRoman"/>
+      <w:lvlText w:val="%3."/>
+      <w:lvlJc w:val="right"/>
+      <w:pPr>
+        <w:ind w:left="2160" w:hanging="180"/>
+      </w:pPr>
+    </w:lvl>
+    <w:lvl w:ilvl="3" w:tplc="0C0A000F" w:tentative="1">
+      <w:start w:val="1"/>
+      <w:numFmt w:val="decimal"/>
+      <w:lvlText w:val="%4."/>
+      <w:lvlJc w:val="left"/>
+      <w:pPr>
+        <w:ind w:left="2880" w:hanging="360"/>
+      </w:pPr>
+    </w:lvl>
+    <w:lvl w:ilvl="4" w:tplc="0C0A0019" w:tentative="1">
+      <w:start w:val="1"/>
+      <w:numFmt w:val="lowerLetter"/>
+      <w:lvlText w:val="%5."/>
+      <w:lvlJc w:val="left"/>
+      <w:pPr>
+        <w:ind w:left="3600" w:hanging="360"/>
+      </w:pPr>
+    </w:lvl>
+    <w:lvl w:ilvl="5" w:tplc="0C0A001B" w:tentative="1">
+      <w:start w:val="1"/>
+      <w:numFmt w:val="lowerRoman"/>
+      <w:lvlText w:val="%6."/>
+      <w:lvlJc w:val="right"/>
+      <w:pPr>
+        <w:ind w:left="4320" w:hanging="180"/>
+      </w:pPr>
+    </w:lvl>
+    <w:lvl w:ilvl="6" w:tplc="0C0A000F" w:tentative="1">
+      <w:start w:val="1"/>
+      <w:numFmt w:val="decimal"/>
+      <w:lvlText w:val="%7."/>
+      <w:lvlJc w:val="left"/>
+      <w:pPr>
+        <w:ind w:left="5040" w:hanging="360"/>
+      </w:pPr>
+    </w:lvl>
+    <w:lvl w:ilvl="7" w:tplc="0C0A0019" w:tentative="1">
+      <w:start w:val="1"/>
+      <w:numFmt w:val="lowerLetter"/>
+      <w:lvlText w:val="%8."/>
+      <w:lvlJc w:val="left"/>
+      <w:pPr>
+        <w:ind w:left="5760" w:hanging="360"/>
+      </w:pPr>
+    </w:lvl>
+    <w:lvl w:ilvl="8" w:tplc="0C0A001B" w:tentative="1">
+      <w:start w:val="1"/>
+      <w:numFmt w:val="lowerRoman"/>
+      <w:lvlText w:val="%9."/>
+      <w:lvlJc w:val="right"/>
+      <w:pPr>
+        <w:ind w:left="6480" w:hanging="180"/>
+      </w:pPr>
+    </w:lvl>
+  </w:abstractNum>
+  <w:abstractNum w:abstractNumId="8" w15:restartNumberingAfterBreak="0">
+    <w:nsid w:val="70C17D55"/>
+    <w:multiLevelType w:val="hybridMultilevel"/>
+    <w:tmpl w:val="425C4D42"/>
+    <w:lvl w:ilvl="0" w:tplc="0C0A000F">
+      <w:start w:val="1"/>
+      <w:numFmt w:val="decimal"/>
+      <w:lvlText w:val="%1."/>
+      <w:lvlJc w:val="left"/>
+      <w:pPr>
+        <w:ind w:left="720" w:hanging="360"/>
+      </w:pPr>
+    </w:lvl>
+    <w:lvl w:ilvl="1" w:tplc="0C0A0019" w:tentative="1">
+      <w:start w:val="1"/>
+      <w:numFmt w:val="lowerLetter"/>
+      <w:lvlText w:val="%2."/>
+      <w:lvlJc w:val="left"/>
+      <w:pPr>
+        <w:ind w:left="1440" w:hanging="360"/>
+      </w:pPr>
+    </w:lvl>
+    <w:lvl w:ilvl="2" w:tplc="0C0A001B" w:tentative="1">
+      <w:start w:val="1"/>
+      <w:numFmt w:val="lowerRoman"/>
+      <w:lvlText w:val="%3."/>
+      <w:lvlJc w:val="right"/>
+      <w:pPr>
+        <w:ind w:left="2160" w:hanging="180"/>
+      </w:pPr>
+    </w:lvl>
+    <w:lvl w:ilvl="3" w:tplc="0C0A000F" w:tentative="1">
+      <w:start w:val="1"/>
+      <w:numFmt w:val="decimal"/>
+      <w:lvlText w:val="%4."/>
+      <w:lvlJc w:val="left"/>
+      <w:pPr>
+        <w:ind w:left="2880" w:hanging="360"/>
+      </w:pPr>
+    </w:lvl>
+    <w:lvl w:ilvl="4" w:tplc="0C0A0019" w:tentative="1">
+      <w:start w:val="1"/>
+      <w:numFmt w:val="lowerLetter"/>
+      <w:lvlText w:val="%5."/>
+      <w:lvlJc w:val="left"/>
+      <w:pPr>
+        <w:ind w:left="3600" w:hanging="360"/>
+      </w:pPr>
+    </w:lvl>
+    <w:lvl w:ilvl="5" w:tplc="0C0A001B" w:tentative="1">
+      <w:start w:val="1"/>
+      <w:numFmt w:val="lowerRoman"/>
+      <w:lvlText w:val="%6."/>
+      <w:lvlJc w:val="right"/>
+      <w:pPr>
+        <w:ind w:left="4320" w:hanging="180"/>
+      </w:pPr>
+    </w:lvl>
+    <w:lvl w:ilvl="6" w:tplc="0C0A000F" w:tentative="1">
+      <w:start w:val="1"/>
+      <w:numFmt w:val="decimal"/>
+      <w:lvlText w:val="%7."/>
+      <w:lvlJc w:val="left"/>
+      <w:pPr>
+        <w:ind w:left="5040" w:hanging="360"/>
+      </w:pPr>
+    </w:lvl>
+    <w:lvl w:ilvl="7" w:tplc="0C0A0019" w:tentative="1">
+      <w:start w:val="1"/>
+      <w:numFmt w:val="lowerLetter"/>
+      <w:lvlText w:val="%8."/>
+      <w:lvlJc w:val="left"/>
+      <w:pPr>
+        <w:ind w:left="5760" w:hanging="360"/>
+      </w:pPr>
+    </w:lvl>
+    <w:lvl w:ilvl="8" w:tplc="0C0A001B" w:tentative="1">
+      <w:start w:val="1"/>
+      <w:numFmt w:val="lowerRoman"/>
+      <w:lvlText w:val="%9."/>
+      <w:lvlJc w:val="right"/>
+      <w:pPr>
+        <w:ind w:left="6480" w:hanging="180"/>
+      </w:pPr>
     </w:lvl>
   </w:abstractNum>
   <w:num w:numId="1">
     <w:abstractNumId w:val="0"/>
   </w:num>
   <w:num w:numId="2">
+    <w:abstractNumId w:val="3"/>
+  </w:num>
+  <w:num w:numId="3">
+    <w:abstractNumId w:val="4"/>
+  </w:num>
+  <w:num w:numId="4">
+    <w:abstractNumId w:val="6"/>
+  </w:num>
+  <w:num w:numId="5">
+    <w:abstractNumId w:val="5"/>
+  </w:num>
+  <w:num w:numId="6">
+    <w:abstractNumId w:val="2"/>
+  </w:num>
+  <w:num w:numId="7">
     <w:abstractNumId w:val="1"/>
   </w:num>
-  <w:num w:numId="3">
-    <w:abstractNumId w:val="2"/>
+  <w:num w:numId="8">
+    <w:abstractNumId w:val="7"/>
   </w:num>
-  <w:num w:numId="4">
-    <w:abstractNumId w:val="4"/>
-  </w:num>
-  <w:num w:numId="5">
-    <w:abstractNumId w:val="3"/>
+  <w:num w:numId="9">
+    <w:abstractNumId w:val="8"/>
   </w:num>
 </w:numbering>
 </file>
@@ -2445,6 +3526,7 @@
   <w:style w:type="character" w:default="1" w:styleId="Fuentedeprrafopredeter">
     <w:name w:val="Default Paragraph Font"/>
     <w:uiPriority w:val="1"/>
+    <w:semiHidden/>
     <w:unhideWhenUsed/>
   </w:style>
   <w:style w:type="table" w:default="1" w:styleId="Tablanormal">
@@ -2590,6 +3672,53 @@
       <w:rFonts w:ascii="Courier New" w:eastAsia="Times New Roman" w:hAnsi="Courier New" w:cs="Courier New"/>
       <w:sz w:val="20"/>
       <w:szCs w:val="20"/>
+    </w:rPr>
+  </w:style>
+  <w:style w:type="paragraph" w:styleId="Prrafodelista">
+    <w:name w:val="List Paragraph"/>
+    <w:basedOn w:val="Normal"/>
+    <w:uiPriority w:val="34"/>
+    <w:qFormat/>
+    <w:rsid w:val="00B578CA"/>
+    <w:pPr>
+      <w:ind w:left="720"/>
+      <w:contextualSpacing/>
+    </w:pPr>
+  </w:style>
+  <w:style w:type="paragraph" w:styleId="TDC1">
+    <w:name w:val="toc 1"/>
+    <w:basedOn w:val="Normal"/>
+    <w:next w:val="Normal"/>
+    <w:autoRedefine/>
+    <w:uiPriority w:val="39"/>
+    <w:unhideWhenUsed/>
+    <w:rsid w:val="000701B1"/>
+    <w:pPr>
+      <w:spacing w:after="100"/>
+    </w:pPr>
+  </w:style>
+  <w:style w:type="paragraph" w:styleId="TDC2">
+    <w:name w:val="toc 2"/>
+    <w:basedOn w:val="Normal"/>
+    <w:next w:val="Normal"/>
+    <w:autoRedefine/>
+    <w:uiPriority w:val="39"/>
+    <w:unhideWhenUsed/>
+    <w:rsid w:val="000701B1"/>
+    <w:pPr>
+      <w:spacing w:after="100"/>
+      <w:ind w:left="220"/>
+    </w:pPr>
+  </w:style>
+  <w:style w:type="character" w:styleId="Hipervnculo">
+    <w:name w:val="Hyperlink"/>
+    <w:basedOn w:val="Fuentedeprrafopredeter"/>
+    <w:uiPriority w:val="99"/>
+    <w:unhideWhenUsed/>
+    <w:rsid w:val="000701B1"/>
+    <w:rPr>
+      <w:color w:val="0563C1" w:themeColor="hyperlink"/>
+      <w:u w:val="single"/>
     </w:rPr>
   </w:style>
 </w:styles>
@@ -2861,7 +3990,7 @@
 </file>
 
 <file path=customXml/itemProps1.xml><?xml version="1.0" encoding="utf-8"?>
-<ds:datastoreItem xmlns:ds="http://schemas.openxmlformats.org/officeDocument/2006/customXml" ds:itemID="{6E5FD404-AC5A-40DE-BF99-567E1B8DB369}">
+<ds:datastoreItem xmlns:ds="http://schemas.openxmlformats.org/officeDocument/2006/customXml" ds:itemID="{3043E724-77AF-49C2-AF08-A26F560E10E9}">
   <ds:schemaRefs>
     <ds:schemaRef ds:uri="http://schemas.openxmlformats.org/officeDocument/2006/bibliography"/>
   </ds:schemaRefs>
